--- a/TempResearch.docx
+++ b/TempResearch.docx
@@ -213,21 +213,7 @@
         <w:rPr>
           <w:lang w:val="en-AT"/>
         </w:rPr>
-        <w:t xml:space="preserve"> -&gt; NOT in online UOL library, also focuses on the US and their infrastructure and public services are completely different from Europe</w:t>
-      </w:r>
-      <w:proofErr w:type="gramStart"/>
-      <w:r>
-        <w:rPr>
-          <w:lang w:val="en-AT"/>
-        </w:rPr>
-        <w:t xml:space="preserve"> and in particular</w:t>
-      </w:r>
-      <w:proofErr w:type="gramEnd"/>
-      <w:r>
-        <w:rPr>
-          <w:lang w:val="en-AT"/>
-        </w:rPr>
-        <w:t xml:space="preserve"> Austria.</w:t>
+        <w:t xml:space="preserve"> -&gt; NOT in online UOL library, also focuses on the US and their infrastructure and public services are completely different from Europe and in particular Austria.</w:t>
       </w:r>
     </w:p>
     <w:p>
@@ -254,47 +240,11 @@
           <w:lang w:val="en-AT"/>
         </w:rPr>
       </w:pPr>
-      <w:proofErr w:type="spellStart"/>
-      <w:r>
-        <w:rPr>
-          <w:lang w:val="en-AT"/>
-        </w:rPr>
-        <w:t>Kankanamge</w:t>
-      </w:r>
-      <w:proofErr w:type="spellEnd"/>
-      <w:r>
-        <w:rPr>
-          <w:lang w:val="en-AT"/>
-        </w:rPr>
-        <w:t xml:space="preserve">, N., </w:t>
-      </w:r>
-      <w:proofErr w:type="spellStart"/>
-      <w:r>
-        <w:rPr>
-          <w:lang w:val="en-AT"/>
-        </w:rPr>
-        <w:t>Yigitcanlar</w:t>
-      </w:r>
-      <w:proofErr w:type="spellEnd"/>
-      <w:r>
-        <w:rPr>
-          <w:lang w:val="en-AT"/>
-        </w:rPr>
-        <w:t xml:space="preserve">, T., Goonetilleke, A. and </w:t>
-      </w:r>
-      <w:proofErr w:type="spellStart"/>
-      <w:r>
-        <w:rPr>
-          <w:lang w:val="en-AT"/>
-        </w:rPr>
-        <w:t>Kamruzzaman</w:t>
-      </w:r>
-      <w:proofErr w:type="spellEnd"/>
-      <w:r>
-        <w:rPr>
-          <w:lang w:val="en-AT"/>
-        </w:rPr>
-        <w:t>, M., 2020. How</w:t>
+      <w:r>
+        <w:rPr>
+          <w:lang w:val="en-AT"/>
+        </w:rPr>
+        <w:t>Kankanamge, N., Yigitcanlar, T., Goonetilleke, A. and Kamruzzaman, M., 2020. How</w:t>
       </w:r>
       <w:r>
         <w:rPr>
@@ -348,21 +298,7 @@
         <w:rPr>
           <w:lang w:val="en-AT"/>
         </w:rPr>
-        <w:t xml:space="preserve">Matsuno, Y., </w:t>
-      </w:r>
-      <w:proofErr w:type="spellStart"/>
-      <w:r>
-        <w:rPr>
-          <w:lang w:val="en-AT"/>
-        </w:rPr>
-        <w:t>Fukanuma</w:t>
-      </w:r>
-      <w:proofErr w:type="spellEnd"/>
-      <w:r>
-        <w:rPr>
-          <w:lang w:val="en-AT"/>
-        </w:rPr>
-        <w:t>, F. and Tsuruoka, S., 2021. Development of flood disaster</w:t>
+        <w:t>Matsuno, Y., Fukanuma, F. and Tsuruoka, S., 2021. Development of flood disaster</w:t>
       </w:r>
       <w:r>
         <w:rPr>
@@ -436,38 +372,124 @@
           <w:bCs/>
           <w:lang w:val="en-AT"/>
         </w:rPr>
-        <w:t xml:space="preserve">What would the final product or </w:t>
-      </w:r>
-      <w:proofErr w:type="gramStart"/>
-      <w:r>
+        <w:t>What would the final product or final outcome look like?</w:t>
+      </w:r>
+    </w:p>
+    <w:p>
+      <w:pPr>
+        <w:rPr>
+          <w:lang w:val="en-AT"/>
+        </w:rPr>
+      </w:pPr>
+      <w:r>
+        <w:rPr>
+          <w:lang w:val="en-AT"/>
+        </w:rPr>
+        <w:t>The final product will be a functional mobile app with:</w:t>
+      </w:r>
+    </w:p>
+    <w:p>
+      <w:pPr>
+        <w:pStyle w:val="ListParagraph"/>
+        <w:numPr>
+          <w:ilvl w:val="0"/>
+          <w:numId w:val="6"/>
+        </w:numPr>
+        <w:rPr>
+          <w:lang w:val="en-AT"/>
+        </w:rPr>
+      </w:pPr>
+      <w:r>
+        <w:rPr>
+          <w:lang w:val="en-AT"/>
+        </w:rPr>
+        <w:t>Disaster preparedness gamification (e.g., checklists, tasks, badges, rewards and</w:t>
+      </w:r>
+      <w:r>
+        <w:rPr>
+          <w:lang w:val="en-AT"/>
+        </w:rPr>
+        <w:t xml:space="preserve"> </w:t>
+      </w:r>
+      <w:r>
+        <w:rPr>
+          <w:lang w:val="en-AT"/>
+        </w:rPr>
+        <w:t>quizzes).</w:t>
+      </w:r>
+    </w:p>
+    <w:p>
+      <w:pPr>
+        <w:pStyle w:val="ListParagraph"/>
+        <w:numPr>
+          <w:ilvl w:val="0"/>
+          <w:numId w:val="6"/>
+        </w:numPr>
+        <w:rPr>
+          <w:lang w:val="en-AT"/>
+        </w:rPr>
+      </w:pPr>
+      <w:r>
+        <w:rPr>
+          <w:lang w:val="en-AT"/>
+        </w:rPr>
+        <w:t>Location-based alerts and notifications for emergencies.</w:t>
+      </w:r>
+    </w:p>
+    <w:p>
+      <w:pPr>
+        <w:pStyle w:val="ListParagraph"/>
+        <w:numPr>
+          <w:ilvl w:val="0"/>
+          <w:numId w:val="6"/>
+        </w:numPr>
+        <w:rPr>
+          <w:lang w:val="en-AT"/>
+        </w:rPr>
+      </w:pPr>
+      <w:r>
+        <w:rPr>
+          <w:lang w:val="en-AT"/>
+        </w:rPr>
+        <w:t>A resource hub with local contact information and safety guidelines.</w:t>
+      </w:r>
+    </w:p>
+    <w:p>
+      <w:pPr>
+        <w:rPr>
+          <w:lang w:val="en-AT"/>
+        </w:rPr>
+      </w:pPr>
+    </w:p>
+    <w:p>
+      <w:pPr>
         <w:rPr>
           <w:b/>
           <w:bCs/>
           <w:lang w:val="en-AT"/>
         </w:rPr>
-        <w:t>final outcome</w:t>
-      </w:r>
-      <w:proofErr w:type="gramEnd"/>
+      </w:pPr>
       <w:r>
         <w:rPr>
           <w:b/>
           <w:bCs/>
           <w:lang w:val="en-AT"/>
         </w:rPr>
-        <w:t xml:space="preserve"> look like?</w:t>
-      </w:r>
-    </w:p>
-    <w:p>
-      <w:pPr>
-        <w:rPr>
-          <w:lang w:val="en-AT"/>
-        </w:rPr>
-      </w:pPr>
-      <w:r>
-        <w:rPr>
-          <w:lang w:val="en-AT"/>
-        </w:rPr>
-        <w:t>The final product will be a functional mobile app with:</w:t>
+        <w:lastRenderedPageBreak/>
+        <w:t>What would a prototype look like?</w:t>
+      </w:r>
+    </w:p>
+    <w:p>
+      <w:pPr>
+        <w:rPr>
+          <w:lang w:val="en-AT"/>
+        </w:rPr>
+      </w:pPr>
+      <w:r>
+        <w:rPr>
+          <w:lang w:val="en-AT"/>
+        </w:rPr>
+        <w:t>The prototype would demonstrate</w:t>
       </w:r>
     </w:p>
     <w:p>
@@ -485,19 +507,7 @@
         <w:rPr>
           <w:lang w:val="en-AT"/>
         </w:rPr>
-        <w:t>Disaster preparedness gamification (e.g., checklists, tasks, badges, rewards and</w:t>
-      </w:r>
-      <w:r>
-        <w:rPr>
-          <w:lang w:val="en-AT"/>
-        </w:rPr>
-        <w:t xml:space="preserve"> </w:t>
-      </w:r>
-      <w:r>
-        <w:rPr>
-          <w:lang w:val="en-AT"/>
-        </w:rPr>
-        <w:t>quizzes).</w:t>
+        <w:t>One gamified preparedness task (e.g. building a safety kit).</w:t>
       </w:r>
     </w:p>
     <w:p>
@@ -515,7 +525,7 @@
         <w:rPr>
           <w:lang w:val="en-AT"/>
         </w:rPr>
-        <w:t>Location-based alerts and notifications for emergencies.</w:t>
+        <w:t>Location-based notifications for a simulated emergency.</w:t>
       </w:r>
     </w:p>
     <w:p>
@@ -533,15 +543,124 @@
         <w:rPr>
           <w:lang w:val="en-AT"/>
         </w:rPr>
-        <w:t>A resource hub with local contact information and safety guidelines.</w:t>
-      </w:r>
-    </w:p>
-    <w:p>
-      <w:pPr>
-        <w:rPr>
-          <w:lang w:val="en-AT"/>
-        </w:rPr>
-      </w:pPr>
+        <w:t>A basic resource hub with static information.</w:t>
+      </w:r>
+    </w:p>
+    <w:p>
+      <w:pPr>
+        <w:rPr>
+          <w:lang w:val="en-AT"/>
+        </w:rPr>
+      </w:pPr>
+      <w:r>
+        <w:rPr>
+          <w:lang w:val="en-AT"/>
+        </w:rPr>
+        <w:t>What kinds of techniques/processes/CS fundamentals are relevant to this project?</w:t>
+      </w:r>
+    </w:p>
+    <w:p>
+      <w:pPr>
+        <w:pStyle w:val="ListParagraph"/>
+        <w:numPr>
+          <w:ilvl w:val="0"/>
+          <w:numId w:val="6"/>
+        </w:numPr>
+        <w:rPr>
+          <w:lang w:val="en-AT"/>
+        </w:rPr>
+      </w:pPr>
+      <w:r>
+        <w:rPr>
+          <w:lang w:val="en-AT"/>
+        </w:rPr>
+        <w:t>Gamification design principles.</w:t>
+      </w:r>
+    </w:p>
+    <w:p>
+      <w:pPr>
+        <w:pStyle w:val="ListParagraph"/>
+        <w:numPr>
+          <w:ilvl w:val="0"/>
+          <w:numId w:val="6"/>
+        </w:numPr>
+        <w:rPr>
+          <w:lang w:val="en-AT"/>
+        </w:rPr>
+      </w:pPr>
+      <w:r>
+        <w:rPr>
+          <w:lang w:val="en-AT"/>
+        </w:rPr>
+        <w:t>Iterative testing and user feedback.</w:t>
+      </w:r>
+    </w:p>
+    <w:p>
+      <w:pPr>
+        <w:rPr>
+          <w:lang w:val="en-AT"/>
+        </w:rPr>
+      </w:pPr>
+      <w:r>
+        <w:rPr>
+          <w:lang w:val="en-AT"/>
+        </w:rPr>
+        <w:t>What would the output of these techniques/processes/CS fundamentals look like?</w:t>
+      </w:r>
+    </w:p>
+    <w:p>
+      <w:pPr>
+        <w:pStyle w:val="ListParagraph"/>
+        <w:numPr>
+          <w:ilvl w:val="0"/>
+          <w:numId w:val="6"/>
+        </w:numPr>
+        <w:rPr>
+          <w:lang w:val="en-AT"/>
+        </w:rPr>
+      </w:pPr>
+      <w:r>
+        <w:rPr>
+          <w:lang w:val="en-AT"/>
+        </w:rPr>
+        <w:t>Functional app prototypes with core features.</w:t>
+      </w:r>
+    </w:p>
+    <w:p>
+      <w:pPr>
+        <w:pStyle w:val="ListParagraph"/>
+        <w:numPr>
+          <w:ilvl w:val="0"/>
+          <w:numId w:val="6"/>
+        </w:numPr>
+        <w:rPr>
+          <w:lang w:val="en-AT"/>
+        </w:rPr>
+      </w:pPr>
+      <w:r>
+        <w:rPr>
+          <w:lang w:val="en-AT"/>
+        </w:rPr>
+        <w:t>Documentation of gamification logic and API integration.</w:t>
+      </w:r>
+    </w:p>
+    <w:p>
+      <w:pPr>
+        <w:pStyle w:val="ListParagraph"/>
+        <w:numPr>
+          <w:ilvl w:val="0"/>
+          <w:numId w:val="6"/>
+        </w:numPr>
+        <w:rPr>
+          <w:lang w:val="en-AT"/>
+        </w:rPr>
+      </w:pPr>
+      <w:r>
+        <w:rPr>
+          <w:lang w:val="en-AT"/>
+        </w:rPr>
+        <w:t>Usability testing results and iteration reports.</w:t>
+      </w:r>
     </w:p>
     <w:p>
       <w:pPr>
@@ -557,224 +676,65 @@
           <w:bCs/>
           <w:lang w:val="en-AT"/>
         </w:rPr>
-        <w:lastRenderedPageBreak/>
-        <w:t>What would a prototype look like?</w:t>
-      </w:r>
-    </w:p>
-    <w:p>
-      <w:pPr>
-        <w:rPr>
-          <w:lang w:val="en-AT"/>
-        </w:rPr>
-      </w:pPr>
-      <w:r>
-        <w:rPr>
-          <w:lang w:val="en-AT"/>
-        </w:rPr>
-        <w:t>The prototype would demonstrate</w:t>
-      </w:r>
-    </w:p>
-    <w:p>
-      <w:pPr>
-        <w:pStyle w:val="ListParagraph"/>
-        <w:numPr>
-          <w:ilvl w:val="0"/>
-          <w:numId w:val="6"/>
-        </w:numPr>
-        <w:rPr>
-          <w:lang w:val="en-AT"/>
-        </w:rPr>
-      </w:pPr>
-      <w:r>
-        <w:rPr>
-          <w:lang w:val="en-AT"/>
-        </w:rPr>
-        <w:t>One gamified preparedness task (e.g. building a safety kit).</w:t>
-      </w:r>
-    </w:p>
-    <w:p>
-      <w:pPr>
-        <w:pStyle w:val="ListParagraph"/>
-        <w:numPr>
-          <w:ilvl w:val="0"/>
-          <w:numId w:val="6"/>
-        </w:numPr>
-        <w:rPr>
-          <w:lang w:val="en-AT"/>
-        </w:rPr>
-      </w:pPr>
-      <w:r>
-        <w:rPr>
-          <w:lang w:val="en-AT"/>
-        </w:rPr>
-        <w:t>Location-based notifications for a simulated emergency.</w:t>
-      </w:r>
-    </w:p>
-    <w:p>
-      <w:pPr>
-        <w:pStyle w:val="ListParagraph"/>
-        <w:numPr>
-          <w:ilvl w:val="0"/>
-          <w:numId w:val="6"/>
-        </w:numPr>
-        <w:rPr>
-          <w:lang w:val="en-AT"/>
-        </w:rPr>
-      </w:pPr>
-      <w:r>
-        <w:rPr>
-          <w:lang w:val="en-AT"/>
-        </w:rPr>
-        <w:t>A basic resource hub with static information.</w:t>
-      </w:r>
-    </w:p>
-    <w:p>
-      <w:pPr>
-        <w:rPr>
-          <w:lang w:val="en-AT"/>
-        </w:rPr>
-      </w:pPr>
-      <w:r>
-        <w:rPr>
-          <w:lang w:val="en-AT"/>
-        </w:rPr>
-        <w:t>What kinds of techniques/processes/CS fundamentals are relevant to this project?</w:t>
-      </w:r>
-    </w:p>
-    <w:p>
-      <w:pPr>
-        <w:pStyle w:val="ListParagraph"/>
-        <w:numPr>
-          <w:ilvl w:val="0"/>
-          <w:numId w:val="6"/>
-        </w:numPr>
-        <w:rPr>
-          <w:lang w:val="en-AT"/>
-        </w:rPr>
-      </w:pPr>
-      <w:r>
-        <w:rPr>
-          <w:lang w:val="en-AT"/>
-        </w:rPr>
-        <w:t>Gamification design principles.</w:t>
-      </w:r>
-    </w:p>
-    <w:p>
-      <w:pPr>
-        <w:pStyle w:val="ListParagraph"/>
-        <w:numPr>
-          <w:ilvl w:val="0"/>
-          <w:numId w:val="6"/>
-        </w:numPr>
-        <w:rPr>
-          <w:lang w:val="en-AT"/>
-        </w:rPr>
-      </w:pPr>
-      <w:r>
-        <w:rPr>
-          <w:lang w:val="en-AT"/>
-        </w:rPr>
-        <w:t>Iterative testing and user feedback.</w:t>
-      </w:r>
-    </w:p>
-    <w:p>
-      <w:pPr>
-        <w:rPr>
-          <w:lang w:val="en-AT"/>
-        </w:rPr>
-      </w:pPr>
-      <w:r>
-        <w:rPr>
-          <w:lang w:val="en-AT"/>
-        </w:rPr>
-        <w:t>What would the output of these techniques/processes/CS fundamentals look like?</w:t>
-      </w:r>
-    </w:p>
-    <w:p>
-      <w:pPr>
-        <w:pStyle w:val="ListParagraph"/>
-        <w:numPr>
-          <w:ilvl w:val="0"/>
-          <w:numId w:val="6"/>
-        </w:numPr>
-        <w:rPr>
-          <w:lang w:val="en-AT"/>
-        </w:rPr>
-      </w:pPr>
-      <w:r>
-        <w:rPr>
-          <w:lang w:val="en-AT"/>
-        </w:rPr>
-        <w:t>Functional app prototypes with core features.</w:t>
-      </w:r>
-    </w:p>
-    <w:p>
-      <w:pPr>
-        <w:pStyle w:val="ListParagraph"/>
-        <w:numPr>
-          <w:ilvl w:val="0"/>
-          <w:numId w:val="6"/>
-        </w:numPr>
-        <w:rPr>
-          <w:lang w:val="en-AT"/>
-        </w:rPr>
-      </w:pPr>
-      <w:r>
-        <w:rPr>
-          <w:lang w:val="en-AT"/>
-        </w:rPr>
-        <w:t>Documentation of gamification logic and API integration.</w:t>
-      </w:r>
-    </w:p>
-    <w:p>
-      <w:pPr>
-        <w:pStyle w:val="ListParagraph"/>
-        <w:numPr>
-          <w:ilvl w:val="0"/>
-          <w:numId w:val="6"/>
-        </w:numPr>
-        <w:rPr>
-          <w:lang w:val="en-AT"/>
-        </w:rPr>
-      </w:pPr>
-      <w:r>
-        <w:rPr>
-          <w:lang w:val="en-AT"/>
-        </w:rPr>
-        <w:t>Usability testing results and iteration reports.</w:t>
-      </w:r>
-    </w:p>
-    <w:p>
-      <w:pPr>
+        <w:t>How will this project be evaluated and assessed by the student (i.e. during iteration of</w:t>
+      </w:r>
+      <w:r>
         <w:rPr>
           <w:b/>
           <w:bCs/>
           <w:lang w:val="en-AT"/>
         </w:rPr>
-      </w:pPr>
+        <w:t xml:space="preserve"> </w:t>
+      </w:r>
       <w:r>
         <w:rPr>
           <w:b/>
           <w:bCs/>
           <w:lang w:val="en-AT"/>
         </w:rPr>
-        <w:t>How will this project be evaluated and assessed by the student (i.e. during iteration of</w:t>
-      </w:r>
+        <w:t>the project)? What criteria are important?</w:t>
+      </w:r>
+    </w:p>
+    <w:p>
+      <w:pPr>
+        <w:rPr>
+          <w:lang w:val="en-AT"/>
+        </w:rPr>
+      </w:pPr>
       <w:r>
         <w:rPr>
           <w:b/>
           <w:bCs/>
           <w:lang w:val="en-AT"/>
         </w:rPr>
-        <w:t xml:space="preserve"> </w:t>
-      </w:r>
+        <w:t>Functionality</w:t>
+      </w:r>
+      <w:r>
+        <w:rPr>
+          <w:lang w:val="en-AT"/>
+        </w:rPr>
+        <w:t>: Stability and effectiveness of app features.</w:t>
+      </w:r>
+    </w:p>
+    <w:p>
+      <w:pPr>
+        <w:rPr>
+          <w:lang w:val="en-AT"/>
+        </w:rPr>
+      </w:pPr>
       <w:r>
         <w:rPr>
           <w:b/>
           <w:bCs/>
           <w:lang w:val="en-AT"/>
         </w:rPr>
-        <w:t>the project)? What criteria are important?</w:t>
+        <w:t>Engagement:</w:t>
+      </w:r>
+      <w:r>
+        <w:rPr>
+          <w:lang w:val="en-AT"/>
+        </w:rPr>
+        <w:t xml:space="preserve"> Quality and effectiveness of gamified elements.</w:t>
       </w:r>
     </w:p>
     <w:p>
@@ -789,41 +749,22 @@
           <w:bCs/>
           <w:lang w:val="en-AT"/>
         </w:rPr>
-        <w:t>Functionality</w:t>
-      </w:r>
-      <w:r>
-        <w:rPr>
-          <w:lang w:val="en-AT"/>
-        </w:rPr>
-        <w:t>: Stability and effectiveness of app features.</w:t>
-      </w:r>
-    </w:p>
-    <w:p>
-      <w:pPr>
-        <w:rPr>
-          <w:lang w:val="en-AT"/>
-        </w:rPr>
-      </w:pPr>
-      <w:r>
+        <w:t>Educational Value:</w:t>
+      </w:r>
+      <w:r>
+        <w:rPr>
+          <w:lang w:val="en-AT"/>
+        </w:rPr>
+        <w:t xml:space="preserve"> Accuracy and usefulness of disaster preparedness content.</w:t>
+      </w:r>
+    </w:p>
+    <w:p>
+      <w:pPr>
         <w:rPr>
           <w:b/>
           <w:bCs/>
           <w:lang w:val="en-AT"/>
         </w:rPr>
-        <w:t>Engagement:</w:t>
-      </w:r>
-      <w:r>
-        <w:rPr>
-          <w:lang w:val="en-AT"/>
-        </w:rPr>
-        <w:t xml:space="preserve"> Quality and effectiveness of gamified elements.</w:t>
-      </w:r>
-    </w:p>
-    <w:p>
-      <w:pPr>
-        <w:rPr>
-          <w:lang w:val="en-AT"/>
-        </w:rPr>
       </w:pPr>
       <w:r>
         <w:rPr>
@@ -831,13 +772,33 @@
           <w:bCs/>
           <w:lang w:val="en-AT"/>
         </w:rPr>
-        <w:t>Educational Value:</w:t>
-      </w:r>
-      <w:r>
-        <w:rPr>
-          <w:lang w:val="en-AT"/>
-        </w:rPr>
-        <w:t xml:space="preserve"> Accuracy and usefulness of disaster preparedness content.</w:t>
+        <w:t>For this brief, what might a minimum pass (e.g. 3rd) student project look like?</w:t>
+      </w:r>
+    </w:p>
+    <w:p>
+      <w:pPr>
+        <w:rPr>
+          <w:lang w:val="en-AT"/>
+        </w:rPr>
+      </w:pPr>
+      <w:r>
+        <w:rPr>
+          <w:lang w:val="en-AT"/>
+        </w:rPr>
+        <w:t>A basic app with minimal features and limited interactivity.</w:t>
+      </w:r>
+    </w:p>
+    <w:p>
+      <w:pPr>
+        <w:rPr>
+          <w:lang w:val="en-AT"/>
+        </w:rPr>
+      </w:pPr>
+      <w:r>
+        <w:rPr>
+          <w:lang w:val="en-AT"/>
+        </w:rPr>
+        <w:t>Evidence of effort but no iterative design or user feedback.</w:t>
       </w:r>
     </w:p>
     <w:p>
@@ -854,33 +815,33 @@
           <w:bCs/>
           <w:lang w:val="en-AT"/>
         </w:rPr>
-        <w:t>For this brief, what might a minimum pass (e.g. 3rd) student project look like?</w:t>
-      </w:r>
-    </w:p>
-    <w:p>
-      <w:pPr>
-        <w:rPr>
-          <w:lang w:val="en-AT"/>
-        </w:rPr>
-      </w:pPr>
-      <w:r>
-        <w:rPr>
-          <w:lang w:val="en-AT"/>
-        </w:rPr>
-        <w:t>A basic app with minimal features and limited interactivity.</w:t>
-      </w:r>
-    </w:p>
-    <w:p>
-      <w:pPr>
-        <w:rPr>
-          <w:lang w:val="en-AT"/>
-        </w:rPr>
-      </w:pPr>
-      <w:r>
-        <w:rPr>
-          <w:lang w:val="en-AT"/>
-        </w:rPr>
-        <w:t>Evidence of effort but no iterative design or user feedback.</w:t>
+        <w:t>For this brief, what might a good (e.g. 2:2 – 2:1) student project look like?</w:t>
+      </w:r>
+    </w:p>
+    <w:p>
+      <w:pPr>
+        <w:rPr>
+          <w:lang w:val="en-AT"/>
+        </w:rPr>
+      </w:pPr>
+      <w:r>
+        <w:rPr>
+          <w:lang w:val="en-AT"/>
+        </w:rPr>
+        <w:t>A fully functional app with multiple gamified tasks and basic real-time features.</w:t>
+      </w:r>
+    </w:p>
+    <w:p>
+      <w:pPr>
+        <w:rPr>
+          <w:lang w:val="en-AT"/>
+        </w:rPr>
+      </w:pPr>
+      <w:r>
+        <w:rPr>
+          <w:lang w:val="en-AT"/>
+        </w:rPr>
+        <w:t>Documentation of user testing and iteration based on feedback.</w:t>
       </w:r>
     </w:p>
     <w:p>
@@ -897,49 +858,6 @@
           <w:bCs/>
           <w:lang w:val="en-AT"/>
         </w:rPr>
-        <w:t>For this brief, what might a good (e.g. 2:2 – 2:1) student project look like?</w:t>
-      </w:r>
-    </w:p>
-    <w:p>
-      <w:pPr>
-        <w:rPr>
-          <w:lang w:val="en-AT"/>
-        </w:rPr>
-      </w:pPr>
-      <w:r>
-        <w:rPr>
-          <w:lang w:val="en-AT"/>
-        </w:rPr>
-        <w:t>A fully functional app with multiple gamified tasks and basic real-time features.</w:t>
-      </w:r>
-    </w:p>
-    <w:p>
-      <w:pPr>
-        <w:rPr>
-          <w:lang w:val="en-AT"/>
-        </w:rPr>
-      </w:pPr>
-      <w:r>
-        <w:rPr>
-          <w:lang w:val="en-AT"/>
-        </w:rPr>
-        <w:t>Documentation of user testing and iteration based on feedback.</w:t>
-      </w:r>
-    </w:p>
-    <w:p>
-      <w:pPr>
-        <w:rPr>
-          <w:b/>
-          <w:bCs/>
-          <w:lang w:val="en-AT"/>
-        </w:rPr>
-      </w:pPr>
-      <w:r>
-        <w:rPr>
-          <w:b/>
-          <w:bCs/>
-          <w:lang w:val="en-AT"/>
-        </w:rPr>
         <w:t>For this brief, what might an outstanding (e.g. 1st) student project look like?</w:t>
       </w:r>
     </w:p>
@@ -1008,7 +926,7 @@
           <w:lang w:val="en-AT"/>
         </w:rPr>
       </w:pPr>
-      <w:hyperlink r:id="rId5" w:history="1">
+      <w:hyperlink r:id="rId6" w:history="1">
         <w:r>
           <w:rPr>
             <w:rStyle w:val="Hyperlink"/>
@@ -1925,21 +1843,7 @@
         <w:rPr>
           <w:lang w:val="en-AT"/>
         </w:rPr>
-        <w:t xml:space="preserve">Dashboard -&gt; </w:t>
-      </w:r>
-      <w:proofErr w:type="spellStart"/>
-      <w:r>
-        <w:rPr>
-          <w:lang w:val="en-AT"/>
-        </w:rPr>
-        <w:t>GeoSphere</w:t>
-      </w:r>
-      <w:proofErr w:type="spellEnd"/>
-      <w:r>
-        <w:rPr>
-          <w:lang w:val="en-AT"/>
-        </w:rPr>
-        <w:t xml:space="preserve"> Weather, AT-Alerts, Radiation level, Air Quality. -&gt; My location</w:t>
+        <w:t>Dashboard -&gt; GeoSphere Weather, AT-Alerts, Radiation level, Air Quality. -&gt; My location</w:t>
       </w:r>
     </w:p>
     <w:p>
@@ -2182,27 +2086,9 @@
           <w:bCs/>
           <w:lang w:val="en-AT"/>
         </w:rPr>
-        <w:t xml:space="preserve">Existing app: </w:t>
-      </w:r>
-      <w:proofErr w:type="spellStart"/>
-      <w:r>
-        <w:rPr>
-          <w:b/>
-          <w:bCs/>
-          <w:lang w:val="en-AT"/>
-        </w:rPr>
-        <w:t>ISeeChange</w:t>
-      </w:r>
-      <w:proofErr w:type="spellEnd"/>
-      <w:r>
-        <w:rPr>
-          <w:b/>
-          <w:bCs/>
-          <w:lang w:val="en-AT"/>
-        </w:rPr>
-        <w:t xml:space="preserve"> for the US </w:t>
-      </w:r>
-      <w:hyperlink r:id="rId6" w:history="1">
+        <w:t xml:space="preserve">Existing app: ISeeChange for the US </w:t>
+      </w:r>
+      <w:hyperlink r:id="rId7" w:history="1">
         <w:r>
           <w:rPr>
             <w:rStyle w:val="Hyperlink"/>
@@ -2252,63 +2138,13 @@
           <w:lang w:val="en-AT"/>
         </w:rPr>
       </w:pPr>
-      <w:proofErr w:type="spellStart"/>
       <w:r>
         <w:rPr>
           <w:b/>
           <w:bCs/>
           <w:lang w:val="en-AT"/>
         </w:rPr>
-        <w:t>GeoSphere</w:t>
-      </w:r>
-      <w:proofErr w:type="spellEnd"/>
-      <w:r>
-        <w:rPr>
-          <w:b/>
-          <w:bCs/>
-          <w:lang w:val="en-AT"/>
-        </w:rPr>
-        <w:t xml:space="preserve"> Austria – Swagger API</w:t>
-      </w:r>
-    </w:p>
-    <w:p>
-      <w:pPr>
-        <w:rPr>
-          <w:lang w:val="en-AT"/>
-        </w:rPr>
-      </w:pPr>
-      <w:hyperlink r:id="rId7" w:history="1">
-        <w:r>
-          <w:rPr>
-            <w:rStyle w:val="Hyperlink"/>
-            <w:lang w:val="en-AT"/>
-          </w:rPr>
-          <w:t>https://openapi.hub.geosphere.at/warnapi/v1/</w:t>
-        </w:r>
-      </w:hyperlink>
-    </w:p>
-    <w:p>
-      <w:pPr>
-        <w:rPr>
-          <w:lang w:val="en-AT"/>
-        </w:rPr>
-      </w:pPr>
-    </w:p>
-    <w:p>
-      <w:pPr>
-        <w:rPr>
-          <w:b/>
-          <w:bCs/>
-          <w:lang w:val="en-AT"/>
-        </w:rPr>
-      </w:pPr>
-      <w:r>
-        <w:rPr>
-          <w:b/>
-          <w:bCs/>
-          <w:lang w:val="en-AT"/>
-        </w:rPr>
-        <w:t>AT-Alert Dashboard with alerts in the last 24 hours</w:t>
+        <w:t>GeoSphere Austria – Swagger API</w:t>
       </w:r>
     </w:p>
     <w:p>
@@ -2323,13 +2159,109 @@
             <w:rStyle w:val="Hyperlink"/>
             <w:lang w:val="en-AT"/>
           </w:rPr>
-          <w:t>https://warnungen.at-alert.at/en</w:t>
+          <w:t>https://openapi.hub.geosphere.at/w</w:t>
+        </w:r>
+        <w:r>
+          <w:rPr>
+            <w:rStyle w:val="Hyperlink"/>
+            <w:lang w:val="en-AT"/>
+          </w:rPr>
+          <w:t>a</w:t>
+        </w:r>
+        <w:r>
+          <w:rPr>
+            <w:rStyle w:val="Hyperlink"/>
+            <w:lang w:val="en-AT"/>
+          </w:rPr>
+          <w:t>rn</w:t>
+        </w:r>
+        <w:r>
+          <w:rPr>
+            <w:rStyle w:val="Hyperlink"/>
+            <w:lang w:val="en-AT"/>
+          </w:rPr>
+          <w:t>a</w:t>
+        </w:r>
+        <w:r>
+          <w:rPr>
+            <w:rStyle w:val="Hyperlink"/>
+            <w:lang w:val="en-AT"/>
+          </w:rPr>
+          <w:t>pi/</w:t>
+        </w:r>
+        <w:r>
+          <w:rPr>
+            <w:rStyle w:val="Hyperlink"/>
+            <w:lang w:val="en-AT"/>
+          </w:rPr>
+          <w:t>v</w:t>
+        </w:r>
+        <w:r>
+          <w:rPr>
+            <w:rStyle w:val="Hyperlink"/>
+            <w:lang w:val="en-AT"/>
+          </w:rPr>
+          <w:t>1/</w:t>
         </w:r>
       </w:hyperlink>
     </w:p>
     <w:p>
       <w:pPr>
         <w:rPr>
+          <w:lang w:val="en-AT"/>
+        </w:rPr>
+      </w:pPr>
+    </w:p>
+    <w:p>
+      <w:pPr>
+        <w:rPr>
+          <w:b/>
+          <w:bCs/>
+          <w:lang w:val="en-AT"/>
+        </w:rPr>
+      </w:pPr>
+      <w:r>
+        <w:rPr>
+          <w:b/>
+          <w:bCs/>
+          <w:lang w:val="en-AT"/>
+        </w:rPr>
+        <w:t>AT-Alert Dashboard with alerts in the last 24 hours</w:t>
+      </w:r>
+    </w:p>
+    <w:p>
+      <w:pPr>
+        <w:rPr>
+          <w:lang w:val="en-AT"/>
+        </w:rPr>
+      </w:pPr>
+      <w:hyperlink r:id="rId9" w:history="1">
+        <w:r>
+          <w:rPr>
+            <w:rStyle w:val="Hyperlink"/>
+            <w:lang w:val="en-AT"/>
+          </w:rPr>
+          <w:t>https://warnungen.</w:t>
+        </w:r>
+        <w:r>
+          <w:rPr>
+            <w:rStyle w:val="Hyperlink"/>
+            <w:lang w:val="en-AT"/>
+          </w:rPr>
+          <w:t>a</w:t>
+        </w:r>
+        <w:r>
+          <w:rPr>
+            <w:rStyle w:val="Hyperlink"/>
+            <w:lang w:val="en-AT"/>
+          </w:rPr>
+          <w:t>t-alert.at/en</w:t>
+        </w:r>
+      </w:hyperlink>
+    </w:p>
+    <w:p>
+      <w:pPr>
+        <w:rPr>
           <w:lang w:val="fr-FR"/>
         </w:rPr>
       </w:pPr>
@@ -2339,7 +2271,7 @@
         </w:rPr>
         <w:t xml:space="preserve">API -&gt; POST </w:t>
       </w:r>
-      <w:hyperlink r:id="rId9" w:history="1">
+      <w:hyperlink r:id="rId10" w:history="1">
         <w:r>
           <w:rPr>
             <w:rStyle w:val="Hyperlink"/>
@@ -2355,66 +2287,62 @@
           <w:lang w:val="en-US"/>
         </w:rPr>
       </w:pPr>
-      <w:proofErr w:type="gramStart"/>
       <w:r>
         <w:rPr>
           <w:lang w:val="en-US"/>
         </w:rPr>
-        <w:t>Body :</w:t>
-      </w:r>
-      <w:proofErr w:type="gramEnd"/>
-      <w:r>
+        <w:t>Body : {</w:t>
+      </w:r>
+    </w:p>
+    <w:p>
+      <w:pPr>
         <w:rPr>
           <w:lang w:val="en-US"/>
         </w:rPr>
-        <w:t xml:space="preserve"> {</w:t>
-      </w:r>
-    </w:p>
-    <w:p>
-      <w:pPr>
+      </w:pPr>
+      <w:r>
         <w:rPr>
           <w:lang w:val="en-US"/>
         </w:rPr>
-      </w:pPr>
+        <w:t xml:space="preserve">   "regions":</w:t>
+      </w:r>
       <w:r>
         <w:rPr>
           <w:lang w:val="en-US"/>
         </w:rPr>
-        <w:t xml:space="preserve">   "regions</w:t>
-      </w:r>
-      <w:proofErr w:type="gramStart"/>
+        <w:t>[</w:t>
+      </w:r>
       <w:r>
         <w:rPr>
           <w:lang w:val="en-US"/>
         </w:rPr>
-        <w:t>":</w:t>
-      </w:r>
-      <w:r>
+        <w:t xml:space="preserve">   ],</w:t>
+      </w:r>
+    </w:p>
+    <w:p>
+      <w:pPr>
         <w:rPr>
           <w:lang w:val="en-US"/>
         </w:rPr>
-        <w:t>[</w:t>
-      </w:r>
-      <w:proofErr w:type="gramEnd"/>
+      </w:pPr>
       <w:r>
         <w:rPr>
           <w:lang w:val="en-US"/>
         </w:rPr>
-        <w:t xml:space="preserve"> </w:t>
-      </w:r>
-      <w:proofErr w:type="gramStart"/>
-      <w:r>
+        <w:t xml:space="preserve">   "alertLevels":[</w:t>
+      </w:r>
+    </w:p>
+    <w:p>
+      <w:pPr>
         <w:rPr>
           <w:lang w:val="en-US"/>
         </w:rPr>
-        <w:t xml:space="preserve">  ]</w:t>
-      </w:r>
-      <w:proofErr w:type="gramEnd"/>
+      </w:pPr>
       <w:r>
         <w:rPr>
           <w:lang w:val="en-US"/>
         </w:rPr>
-        <w:t>,</w:t>
+        <w:t xml:space="preserve">      "AlertLevel1",</w:t>
       </w:r>
     </w:p>
     <w:p>
@@ -2427,24 +2355,21 @@
         <w:rPr>
           <w:lang w:val="en-US"/>
         </w:rPr>
-        <w:t xml:space="preserve">   "</w:t>
-      </w:r>
-      <w:proofErr w:type="spellStart"/>
-      <w:r>
+        <w:t xml:space="preserve">      "AlertLevel2",</w:t>
+      </w:r>
+    </w:p>
+    <w:p>
+      <w:pPr>
         <w:rPr>
           <w:lang w:val="en-US"/>
         </w:rPr>
-        <w:t>alertLevels</w:t>
-      </w:r>
-      <w:proofErr w:type="spellEnd"/>
-      <w:proofErr w:type="gramStart"/>
+      </w:pPr>
       <w:r>
         <w:rPr>
           <w:lang w:val="en-US"/>
         </w:rPr>
-        <w:t>":[</w:t>
-      </w:r>
-      <w:proofErr w:type="gramEnd"/>
+        <w:t xml:space="preserve">      "AlertLevel3",</w:t>
+      </w:r>
     </w:p>
     <w:p>
       <w:pPr>
@@ -2456,7 +2381,7 @@
         <w:rPr>
           <w:lang w:val="en-US"/>
         </w:rPr>
-        <w:t xml:space="preserve">      "AlertLevel1",</w:t>
+        <w:t xml:space="preserve">      "AlertLevel4",</w:t>
       </w:r>
     </w:p>
     <w:p>
@@ -2469,7 +2394,7 @@
         <w:rPr>
           <w:lang w:val="en-US"/>
         </w:rPr>
-        <w:t xml:space="preserve">      "AlertLevel2",</w:t>
+        <w:t xml:space="preserve">      "Amber"</w:t>
       </w:r>
     </w:p>
     <w:p>
@@ -2482,7 +2407,7 @@
         <w:rPr>
           <w:lang w:val="en-US"/>
         </w:rPr>
-        <w:t xml:space="preserve">      "AlertLevel3",</w:t>
+        <w:t xml:space="preserve">   ],</w:t>
       </w:r>
     </w:p>
     <w:p>
@@ -2495,7 +2420,7 @@
         <w:rPr>
           <w:lang w:val="en-US"/>
         </w:rPr>
-        <w:t xml:space="preserve">      "AlertLevel4",</w:t>
+        <w:t xml:space="preserve">   "search":"",</w:t>
       </w:r>
     </w:p>
     <w:p>
@@ -2508,7 +2433,7 @@
         <w:rPr>
           <w:lang w:val="en-US"/>
         </w:rPr>
-        <w:t xml:space="preserve">      "Amber"</w:t>
+        <w:t xml:space="preserve">   "limit":100,</w:t>
       </w:r>
     </w:p>
     <w:p>
@@ -2521,122 +2446,39 @@
         <w:rPr>
           <w:lang w:val="en-US"/>
         </w:rPr>
-        <w:t xml:space="preserve">   ],</w:t>
-      </w:r>
-    </w:p>
-    <w:p>
-      <w:pPr>
+        <w:t xml:space="preserve">   </w:t>
+      </w:r>
+      <w:r>
         <w:rPr>
           <w:lang w:val="en-US"/>
         </w:rPr>
-      </w:pPr>
-      <w:r>
+        <w:t>"offset":0</w:t>
+      </w:r>
+    </w:p>
+    <w:p>
+      <w:pPr>
         <w:rPr>
           <w:lang w:val="en-US"/>
         </w:rPr>
-        <w:t xml:space="preserve">   "search":"",</w:t>
-      </w:r>
-    </w:p>
-    <w:p>
-      <w:pPr>
+      </w:pPr>
+      <w:r>
         <w:rPr>
           <w:lang w:val="en-US"/>
         </w:rPr>
-      </w:pPr>
-      <w:r>
+        <w:t>}</w:t>
+      </w:r>
+    </w:p>
+    <w:p>
+      <w:pPr>
         <w:rPr>
           <w:lang w:val="en-US"/>
         </w:rPr>
-        <w:t xml:space="preserve">   "limit":100,</w:t>
-      </w:r>
-    </w:p>
-    <w:p>
-      <w:pPr>
+      </w:pPr>
+      <w:r>
         <w:rPr>
           <w:lang w:val="en-US"/>
         </w:rPr>
-      </w:pPr>
-      <w:r>
-        <w:rPr>
-          <w:lang w:val="en-US"/>
-        </w:rPr>
-        <w:t xml:space="preserve">   </w:t>
-      </w:r>
-      <w:r>
-        <w:rPr>
-          <w:lang w:val="en-US"/>
-        </w:rPr>
-        <w:t>"offset":0</w:t>
-      </w:r>
-    </w:p>
-    <w:p>
-      <w:pPr>
-        <w:rPr>
-          <w:lang w:val="en-US"/>
-        </w:rPr>
-      </w:pPr>
-      <w:r>
-        <w:rPr>
-          <w:lang w:val="en-US"/>
-        </w:rPr>
-        <w:t>}</w:t>
-      </w:r>
-    </w:p>
-    <w:p>
-      <w:pPr>
-        <w:rPr>
-          <w:lang w:val="en-US"/>
-        </w:rPr>
-      </w:pPr>
-      <w:proofErr w:type="gramStart"/>
-      <w:r>
-        <w:rPr>
-          <w:lang w:val="en-US"/>
-        </w:rPr>
-        <w:t>Response :</w:t>
-      </w:r>
-      <w:proofErr w:type="gramEnd"/>
-      <w:r>
-        <w:rPr>
-          <w:lang w:val="en-US"/>
-        </w:rPr>
-        <w:t xml:space="preserve"> {"</w:t>
-      </w:r>
-      <w:proofErr w:type="spellStart"/>
-      <w:proofErr w:type="gramStart"/>
-      <w:r>
-        <w:rPr>
-          <w:lang w:val="en-US"/>
-        </w:rPr>
-        <w:t>json</w:t>
-      </w:r>
-      <w:proofErr w:type="spellEnd"/>
-      <w:r>
-        <w:rPr>
-          <w:lang w:val="en-US"/>
-        </w:rPr>
-        <w:t>":{</w:t>
-      </w:r>
-      <w:proofErr w:type="gramEnd"/>
-      <w:r>
-        <w:rPr>
-          <w:lang w:val="en-US"/>
-        </w:rPr>
-        <w:t>"totalCount":0,</w:t>
-      </w:r>
-      <w:proofErr w:type="gramStart"/>
-      <w:r>
-        <w:rPr>
-          <w:lang w:val="en-US"/>
-        </w:rPr>
-        <w:t>"alerts":[</w:t>
-      </w:r>
-      <w:proofErr w:type="gramEnd"/>
-      <w:r>
-        <w:rPr>
-          <w:lang w:val="en-US"/>
-        </w:rPr>
-        <w:t>]}}</w:t>
+        <w:t>Response : {"json":{"totalCount":0,"alerts":[]}}</w:t>
       </w:r>
     </w:p>
     <w:p>
@@ -2666,13 +2508,27 @@
         </w:rPr>
         <w:t xml:space="preserve"> -&gt; </w:t>
       </w:r>
-      <w:hyperlink r:id="rId10" w:history="1">
+      <w:hyperlink r:id="rId11" w:history="1">
         <w:r>
           <w:rPr>
             <w:rStyle w:val="Hyperlink"/>
             <w:lang w:val="en-US"/>
           </w:rPr>
-          <w:t>https://mb.strahlenschutz.gv.at/</w:t>
+          <w:t>https://mb.strah</w:t>
+        </w:r>
+        <w:r>
+          <w:rPr>
+            <w:rStyle w:val="Hyperlink"/>
+            <w:lang w:val="en-US"/>
+          </w:rPr>
+          <w:t>l</w:t>
+        </w:r>
+        <w:r>
+          <w:rPr>
+            <w:rStyle w:val="Hyperlink"/>
+            <w:lang w:val="en-US"/>
+          </w:rPr>
+          <w:t>enschutz.gv.at/</w:t>
         </w:r>
       </w:hyperlink>
       <w:r>
@@ -2694,7 +2550,7 @@
         </w:rPr>
         <w:t xml:space="preserve">GET </w:t>
       </w:r>
-      <w:hyperlink r:id="rId11" w:history="1">
+      <w:hyperlink r:id="rId12" w:history="1">
         <w:r>
           <w:rPr>
             <w:rStyle w:val="Hyperlink"/>
@@ -2734,13 +2590,27 @@
           <w:lang w:val="en-US"/>
         </w:rPr>
       </w:pPr>
-      <w:hyperlink r:id="rId12" w:history="1">
+      <w:hyperlink r:id="rId13" w:history="1">
         <w:r>
           <w:rPr>
             <w:rStyle w:val="Hyperlink"/>
             <w:lang w:val="en-US"/>
           </w:rPr>
-          <w:t>https://open-meteo.com/en/docs/air-quality-api?bounding_box=-90,-180,90,180&amp;latitude=47.0667&amp;longitude=15.45&amp;hourly=pm10,pm2_5,carbon_monoxide,carbon_dioxide,nitrogen_dioxide,sulphur_dioxide,methane,ammonia,ozone</w:t>
+          <w:t>https://open-meteo.com/en/d</w:t>
+        </w:r>
+        <w:r>
+          <w:rPr>
+            <w:rStyle w:val="Hyperlink"/>
+            <w:lang w:val="en-US"/>
+          </w:rPr>
+          <w:t>o</w:t>
+        </w:r>
+        <w:r>
+          <w:rPr>
+            <w:rStyle w:val="Hyperlink"/>
+            <w:lang w:val="en-US"/>
+          </w:rPr>
+          <w:t>cs/air-quality-api?bounding_box=-90,-180,90,180&amp;latitude=47.0667&amp;longitude=15.45&amp;hourly=pm10,pm2_5,carbon_monoxide,carbon_dioxide,nitrogen_dioxide,sulphur_dioxide,methane,ammonia,ozone</w:t>
         </w:r>
       </w:hyperlink>
     </w:p>
@@ -3972,6 +3842,7 @@
   <w:style w:type="paragraph" w:default="1" w:styleId="Normal">
     <w:name w:val="Normal"/>
     <w:qFormat/>
+    <w:rsid w:val="001003DA"/>
     <w:rPr>
       <w:lang w:val="es-MX"/>
     </w:rPr>
@@ -4183,6 +4054,7 @@
   <w:style w:type="character" w:default="1" w:styleId="DefaultParagraphFont">
     <w:name w:val="Default Paragraph Font"/>
     <w:uiPriority w:val="1"/>
+    <w:semiHidden/>
     <w:unhideWhenUsed/>
   </w:style>
   <w:style w:type="table" w:default="1" w:styleId="TableNormal">
@@ -4544,6 +4416,18 @@
       <w14:ligatures w14:val="none"/>
     </w:rPr>
   </w:style>
+  <w:style w:type="character" w:styleId="FollowedHyperlink">
+    <w:name w:val="FollowedHyperlink"/>
+    <w:basedOn w:val="DefaultParagraphFont"/>
+    <w:uiPriority w:val="99"/>
+    <w:semiHidden/>
+    <w:unhideWhenUsed/>
+    <w:rsid w:val="002E1419"/>
+    <w:rPr>
+      <w:color w:val="96607D" w:themeColor="followedHyperlink"/>
+      <w:u w:val="single"/>
+    </w:rPr>
+  </w:style>
 </w:styles>
 </file>
 
@@ -4840,4 +4724,71 @@
     </a:ext>
   </a:extLst>
 </a:theme>
+</file>
+
+<file path=word/webextensions/taskpanes.xml><?xml version="1.0" encoding="utf-8"?>
+<wetp:taskpanes xmlns:wetp="http://schemas.microsoft.com/office/webextensions/taskpanes/2010/11">
+  <wetp:taskpane dockstate="right" visibility="0" width="350" row="4">
+    <wetp:webextensionref xmlns:r="http://schemas.openxmlformats.org/officeDocument/2006/relationships" r:id="rId1"/>
+  </wetp:taskpane>
+  <wetp:taskpane dockstate="right" visibility="0" width="350" row="5">
+    <wetp:webextensionref xmlns:r="http://schemas.openxmlformats.org/officeDocument/2006/relationships" r:id="rId2"/>
+  </wetp:taskpane>
+  <wetp:taskpane dockstate="right" visibility="0" width="350" row="6">
+    <wetp:webextensionref xmlns:r="http://schemas.openxmlformats.org/officeDocument/2006/relationships" r:id="rId3"/>
+  </wetp:taskpane>
+</wetp:taskpanes>
+</file>
+
+<file path=word/webextensions/webextension1.xml><?xml version="1.0" encoding="utf-8"?>
+<we:webextension xmlns:we="http://schemas.microsoft.com/office/webextensions/webextension/2010/11" id="{72141331-7937-4F23-B185-9FCB3D5A421E}">
+  <we:reference id="wa200002513" version="2021.3.29.10" store="en-US" storeType="OMEX"/>
+  <we:alternateReferences>
+    <we:reference id="WA200002513" version="2021.3.29.10" store="WA200002513" storeType="OMEX"/>
+  </we:alternateReferences>
+  <we:properties/>
+  <we:bindings/>
+  <we:snapshot xmlns:r="http://schemas.openxmlformats.org/officeDocument/2006/relationships"/>
+</we:webextension>
+</file>
+
+<file path=word/webextensions/webextension2.xml><?xml version="1.0" encoding="utf-8"?>
+<we:webextension xmlns:we="http://schemas.microsoft.com/office/webextensions/webextension/2010/11" id="{14D45076-6418-4A16-B740-6B3CA5462D1E}">
+  <we:reference id="wa200007520" version="3.0.0.0" store="en-US" storeType="OMEX"/>
+  <we:alternateReferences>
+    <we:reference id="WA200007520" version="3.0.0.0" store="WA200007520" storeType="OMEX"/>
+  </we:alternateReferences>
+  <we:properties/>
+  <we:bindings/>
+  <we:snapshot xmlns:r="http://schemas.openxmlformats.org/officeDocument/2006/relationships"/>
+</we:webextension>
+</file>
+
+<file path=word/webextensions/webextension3.xml><?xml version="1.0" encoding="utf-8"?>
+<we:webextension xmlns:we="http://schemas.microsoft.com/office/webextensions/webextension/2010/11" id="{02A50FEC-348E-42DD-9D9B-30F37CC23457}">
+  <we:reference id="wa104382081" version="1.55.1.0" store="en-US" storeType="OMEX"/>
+  <we:alternateReferences>
+    <we:reference id="WA104382081" version="1.55.1.0" store="WA104382081" storeType="OMEX"/>
+  </we:alternateReferences>
+  <we:properties>
+    <we:property name="MENDELEY_BIBLIOGRAPHY_IS_DIRTY" value="true"/>
+    <we:property name="MENDELEY_BIBLIOGRAPHY_LAST_MODIFIED" value="1778483647005"/>
+    <we:property name="MENDELEY_CITATIONS" value="[]"/>
+    <we:property name="MENDELEY_CITATIONS_STYLE" value="{&quot;id&quot;:&quot;https://www.zotero.org/styles/chicago-author-date&quot;,&quot;title&quot;:&quot;Chicago Manual of Style 18th edition (author-date)&quot;,&quot;format&quot;:&quot;author-date&quot;,&quot;defaultLocale&quot;:null,&quot;isLocaleCodeValid&quot;:true}"/>
+  </we:properties>
+  <we:bindings/>
+  <we:snapshot xmlns:r="http://schemas.openxmlformats.org/officeDocument/2006/relationships"/>
+</we:webextension>
+</file>
+
+<file path=customXml/item1.xml><?xml version="1.0" encoding="utf-8"?>
+<b:Sources xmlns:b="http://schemas.openxmlformats.org/officeDocument/2006/bibliography" xmlns="http://schemas.openxmlformats.org/officeDocument/2006/bibliography" SelectedStyle="\APASixthEditionOfficeOnline.xsl" StyleName="APA" Version="6"/>
+</file>
+
+<file path=customXml/itemProps1.xml><?xml version="1.0" encoding="utf-8"?>
+<ds:datastoreItem xmlns:ds="http://schemas.openxmlformats.org/officeDocument/2006/customXml" ds:itemID="{EB684394-AE84-48B4-BABE-8C41F51FAA71}">
+  <ds:schemaRefs>
+    <ds:schemaRef ds:uri="http://schemas.openxmlformats.org/officeDocument/2006/bibliography"/>
+  </ds:schemaRefs>
+</ds:datastoreItem>
 </file>
--- a/TempResearch.docx
+++ b/TempResearch.docx
@@ -1358,458 +1358,6 @@
     </w:p>
     <w:p>
       <w:pPr>
-        <w:pStyle w:val="Heading1"/>
-      </w:pPr>
-      <w:r>
-        <w:t>Proposal</w:t>
-      </w:r>
-    </w:p>
-    <w:p>
-      <w:pPr>
-        <w:rPr>
-          <w:lang w:val="en-US"/>
-        </w:rPr>
-      </w:pPr>
-      <w:r>
-        <w:rPr>
-          <w:lang w:val="en-US"/>
-        </w:rPr>
-        <w:t>Ethics -&gt; no issue. No personal data collecting nor sharing, no copyrighted material misuse. No environmental harm. Add disclaimer of informational/supportive app, not official advice.</w:t>
-      </w:r>
-    </w:p>
-    <w:p>
-      <w:pPr>
-        <w:rPr>
-          <w:b/>
-          <w:bCs/>
-          <w:lang w:val="en-AT"/>
-        </w:rPr>
-      </w:pPr>
-      <w:r>
-        <w:rPr>
-          <w:b/>
-          <w:bCs/>
-          <w:lang w:val="en-AT"/>
-        </w:rPr>
-        <w:t>Project proposal</w:t>
-      </w:r>
-    </w:p>
-    <w:p>
-      <w:pPr>
-        <w:rPr>
-          <w:lang w:val="en-AT"/>
-        </w:rPr>
-      </w:pPr>
-      <w:r>
-        <w:rPr>
-          <w:lang w:val="en-AT"/>
-        </w:rPr>
-        <w:t xml:space="preserve">The main deliverable is a </w:t>
-      </w:r>
-      <w:r>
-        <w:rPr>
-          <w:b/>
-          <w:bCs/>
-          <w:lang w:val="en-AT"/>
-        </w:rPr>
-        <w:t>3-minute video presentation</w:t>
-      </w:r>
-      <w:r>
-        <w:rPr>
-          <w:lang w:val="en-AT"/>
-        </w:rPr>
-        <w:t>.</w:t>
-      </w:r>
-    </w:p>
-    <w:p>
-      <w:pPr>
-        <w:rPr>
-          <w:lang w:val="en-AT"/>
-        </w:rPr>
-      </w:pPr>
-      <w:r>
-        <w:rPr>
-          <w:lang w:val="en-AT"/>
-        </w:rPr>
-        <w:t>It should include:</w:t>
-      </w:r>
-    </w:p>
-    <w:p>
-      <w:pPr>
-        <w:numPr>
-          <w:ilvl w:val="0"/>
-          <w:numId w:val="3"/>
-        </w:numPr>
-        <w:rPr>
-          <w:lang w:val="en-AT"/>
-        </w:rPr>
-      </w:pPr>
-      <w:r>
-        <w:rPr>
-          <w:lang w:val="en-AT"/>
-        </w:rPr>
-        <w:t xml:space="preserve">your project idea </w:t>
-      </w:r>
-    </w:p>
-    <w:p>
-      <w:pPr>
-        <w:numPr>
-          <w:ilvl w:val="0"/>
-          <w:numId w:val="3"/>
-        </w:numPr>
-        <w:rPr>
-          <w:lang w:val="en-AT"/>
-        </w:rPr>
-      </w:pPr>
-      <w:r>
-        <w:rPr>
-          <w:lang w:val="en-AT"/>
-        </w:rPr>
-        <w:t xml:space="preserve">the project template you are using </w:t>
-      </w:r>
-    </w:p>
-    <w:p>
-      <w:pPr>
-        <w:numPr>
-          <w:ilvl w:val="0"/>
-          <w:numId w:val="3"/>
-        </w:numPr>
-        <w:rPr>
-          <w:lang w:val="en-AT"/>
-        </w:rPr>
-      </w:pPr>
-      <w:r>
-        <w:rPr>
-          <w:lang w:val="en-AT"/>
-        </w:rPr>
-        <w:t xml:space="preserve">motivation: why the project matters </w:t>
-      </w:r>
-    </w:p>
-    <w:p>
-      <w:pPr>
-        <w:numPr>
-          <w:ilvl w:val="0"/>
-          <w:numId w:val="3"/>
-        </w:numPr>
-        <w:rPr>
-          <w:lang w:val="en-AT"/>
-        </w:rPr>
-      </w:pPr>
-      <w:r>
-        <w:rPr>
-          <w:lang w:val="en-AT"/>
-        </w:rPr>
-        <w:t xml:space="preserve">2–4 related projects/examples </w:t>
-      </w:r>
-    </w:p>
-    <w:p>
-      <w:pPr>
-        <w:numPr>
-          <w:ilvl w:val="0"/>
-          <w:numId w:val="3"/>
-        </w:numPr>
-        <w:rPr>
-          <w:lang w:val="en-AT"/>
-        </w:rPr>
-      </w:pPr>
-      <w:r>
-        <w:rPr>
-          <w:lang w:val="en-AT"/>
-        </w:rPr>
-        <w:t xml:space="preserve">critical evaluation of those examples </w:t>
-      </w:r>
-    </w:p>
-    <w:p>
-      <w:pPr>
-        <w:numPr>
-          <w:ilvl w:val="0"/>
-          <w:numId w:val="3"/>
-        </w:numPr>
-        <w:rPr>
-          <w:lang w:val="en-AT"/>
-        </w:rPr>
-      </w:pPr>
-      <w:r>
-        <w:rPr>
-          <w:lang w:val="en-AT"/>
-        </w:rPr>
-        <w:t xml:space="preserve">justification for your own project </w:t>
-      </w:r>
-    </w:p>
-    <w:p>
-      <w:pPr>
-        <w:rPr>
-          <w:b/>
-          <w:bCs/>
-          <w:lang w:val="en-AT"/>
-        </w:rPr>
-      </w:pPr>
-      <w:r>
-        <w:rPr>
-          <w:b/>
-          <w:bCs/>
-          <w:lang w:val="en-AT"/>
-        </w:rPr>
-        <w:t>How it will be marked</w:t>
-      </w:r>
-    </w:p>
-    <w:p>
-      <w:pPr>
-        <w:rPr>
-          <w:lang w:val="en-AT"/>
-        </w:rPr>
-      </w:pPr>
-      <w:r>
-        <w:rPr>
-          <w:lang w:val="en-AT"/>
-        </w:rPr>
-        <w:lastRenderedPageBreak/>
-        <w:t>Your proposal needs to show:</w:t>
-      </w:r>
-    </w:p>
-    <w:p>
-      <w:pPr>
-        <w:numPr>
-          <w:ilvl w:val="0"/>
-          <w:numId w:val="4"/>
-        </w:numPr>
-        <w:rPr>
-          <w:lang w:val="en-AT"/>
-        </w:rPr>
-      </w:pPr>
-      <w:r>
-        <w:rPr>
-          <w:b/>
-          <w:bCs/>
-          <w:lang w:val="en-AT"/>
-        </w:rPr>
-        <w:t>Knowledge of the area</w:t>
-      </w:r>
-      <w:r>
-        <w:rPr>
-          <w:lang w:val="en-AT"/>
-        </w:rPr>
-        <w:t xml:space="preserve"> </w:t>
-      </w:r>
-    </w:p>
-    <w:p>
-      <w:pPr>
-        <w:numPr>
-          <w:ilvl w:val="1"/>
-          <w:numId w:val="4"/>
-        </w:numPr>
-        <w:rPr>
-          <w:lang w:val="en-AT"/>
-        </w:rPr>
-      </w:pPr>
-      <w:r>
-        <w:rPr>
-          <w:lang w:val="en-AT"/>
-        </w:rPr>
-        <w:t xml:space="preserve">You understand the topic and existing work. </w:t>
-      </w:r>
-    </w:p>
-    <w:p>
-      <w:pPr>
-        <w:numPr>
-          <w:ilvl w:val="0"/>
-          <w:numId w:val="4"/>
-        </w:numPr>
-        <w:rPr>
-          <w:lang w:val="en-AT"/>
-        </w:rPr>
-      </w:pPr>
-      <w:r>
-        <w:rPr>
-          <w:b/>
-          <w:bCs/>
-          <w:lang w:val="en-AT"/>
-        </w:rPr>
-        <w:t>Critical evaluation</w:t>
-      </w:r>
-      <w:r>
-        <w:rPr>
-          <w:lang w:val="en-AT"/>
-        </w:rPr>
-        <w:t xml:space="preserve"> </w:t>
-      </w:r>
-    </w:p>
-    <w:p>
-      <w:pPr>
-        <w:numPr>
-          <w:ilvl w:val="1"/>
-          <w:numId w:val="4"/>
-        </w:numPr>
-        <w:rPr>
-          <w:lang w:val="en-AT"/>
-        </w:rPr>
-      </w:pPr>
-      <w:r>
-        <w:rPr>
-          <w:lang w:val="en-AT"/>
-        </w:rPr>
-        <w:t xml:space="preserve">You explain strengths, weaknesses, gaps, and limitations of related work. </w:t>
-      </w:r>
-    </w:p>
-    <w:p>
-      <w:pPr>
-        <w:numPr>
-          <w:ilvl w:val="0"/>
-          <w:numId w:val="4"/>
-        </w:numPr>
-        <w:rPr>
-          <w:lang w:val="en-AT"/>
-        </w:rPr>
-      </w:pPr>
-      <w:r>
-        <w:rPr>
-          <w:b/>
-          <w:bCs/>
-          <w:lang w:val="en-AT"/>
-        </w:rPr>
-        <w:t>Justified project concept</w:t>
-      </w:r>
-      <w:r>
-        <w:rPr>
-          <w:lang w:val="en-AT"/>
-        </w:rPr>
-        <w:t xml:space="preserve"> </w:t>
-      </w:r>
-    </w:p>
-    <w:p>
-      <w:pPr>
-        <w:numPr>
-          <w:ilvl w:val="1"/>
-          <w:numId w:val="4"/>
-        </w:numPr>
-        <w:rPr>
-          <w:lang w:val="en-AT"/>
-        </w:rPr>
-      </w:pPr>
-      <w:r>
-        <w:rPr>
-          <w:lang w:val="en-AT"/>
-        </w:rPr>
-        <w:t>Your idea makes sense for the domain and target users.</w:t>
-      </w:r>
-    </w:p>
-    <w:p>
-      <w:pPr>
-        <w:rPr>
-          <w:lang w:val="en-AT"/>
-        </w:rPr>
-      </w:pPr>
-      <w:r>
-        <w:rPr>
-          <w:lang w:val="en-AT"/>
-        </w:rPr>
-        <w:t>Your proposal should clearly answer:</w:t>
-      </w:r>
-    </w:p>
-    <w:p>
-      <w:pPr>
-        <w:numPr>
-          <w:ilvl w:val="0"/>
-          <w:numId w:val="5"/>
-        </w:numPr>
-        <w:rPr>
-          <w:lang w:val="en-AT"/>
-        </w:rPr>
-      </w:pPr>
-      <w:r>
-        <w:rPr>
-          <w:lang w:val="en-AT"/>
-        </w:rPr>
-        <w:t xml:space="preserve">What problem are you solving? </w:t>
-      </w:r>
-    </w:p>
-    <w:p>
-      <w:pPr>
-        <w:numPr>
-          <w:ilvl w:val="0"/>
-          <w:numId w:val="5"/>
-        </w:numPr>
-        <w:rPr>
-          <w:lang w:val="en-AT"/>
-        </w:rPr>
-      </w:pPr>
-      <w:r>
-        <w:rPr>
-          <w:lang w:val="en-AT"/>
-        </w:rPr>
-        <w:t xml:space="preserve">Who is it for? </w:t>
-      </w:r>
-    </w:p>
-    <w:p>
-      <w:pPr>
-        <w:numPr>
-          <w:ilvl w:val="0"/>
-          <w:numId w:val="5"/>
-        </w:numPr>
-        <w:rPr>
-          <w:lang w:val="en-AT"/>
-        </w:rPr>
-      </w:pPr>
-      <w:r>
-        <w:rPr>
-          <w:lang w:val="en-AT"/>
-        </w:rPr>
-        <w:t xml:space="preserve">What existing tools/data sources already exist? </w:t>
-      </w:r>
-    </w:p>
-    <w:p>
-      <w:pPr>
-        <w:numPr>
-          <w:ilvl w:val="0"/>
-          <w:numId w:val="5"/>
-        </w:numPr>
-        <w:rPr>
-          <w:lang w:val="en-AT"/>
-        </w:rPr>
-      </w:pPr>
-      <w:r>
-        <w:rPr>
-          <w:lang w:val="en-AT"/>
-        </w:rPr>
-        <w:t xml:space="preserve">What are their limitations? </w:t>
-      </w:r>
-    </w:p>
-    <w:p>
-      <w:pPr>
-        <w:numPr>
-          <w:ilvl w:val="0"/>
-          <w:numId w:val="5"/>
-        </w:numPr>
-        <w:rPr>
-          <w:lang w:val="en-AT"/>
-        </w:rPr>
-      </w:pPr>
-      <w:r>
-        <w:rPr>
-          <w:lang w:val="en-AT"/>
-        </w:rPr>
-        <w:t xml:space="preserve">What gap does your project fill? </w:t>
-      </w:r>
-    </w:p>
-    <w:p>
-      <w:pPr>
-        <w:numPr>
-          <w:ilvl w:val="0"/>
-          <w:numId w:val="5"/>
-        </w:numPr>
-        <w:rPr>
-          <w:lang w:val="en-AT"/>
-        </w:rPr>
-      </w:pPr>
-      <w:r>
-        <w:rPr>
-          <w:lang w:val="en-AT"/>
-        </w:rPr>
-        <w:t>Why is your scope realistic for 21 weeks?</w:t>
-      </w:r>
-    </w:p>
-    <w:p>
-      <w:pPr>
         <w:rPr>
           <w:lang w:val="en-AT"/>
         </w:rPr>
@@ -2054,6 +1602,7 @@
         <w:rPr>
           <w:lang w:val="en-AT"/>
         </w:rPr>
+        <w:lastRenderedPageBreak/>
         <w:t xml:space="preserve">Sightings - </w:t>
       </w:r>
       <w:r>

--- a/TempResearch.docx
+++ b/TempResearch.docx
@@ -194,39 +194,20 @@
           <w:bCs/>
           <w:lang w:val="en-AT"/>
         </w:rPr>
-        <w:t>Here are some recommended sources for you to begin your research.</w:t>
-      </w:r>
-    </w:p>
-    <w:p>
-      <w:pPr>
-        <w:rPr>
-          <w:lang w:val="en-AT"/>
-        </w:rPr>
-      </w:pPr>
-      <w:r>
-        <w:rPr>
-          <w:lang w:val="en-AT"/>
-        </w:rPr>
-        <w:t>Books: ’Emergency Management for the 21st Century’ by Claire B. Rubin.</w:t>
-      </w:r>
-      <w:r>
-        <w:rPr>
-          <w:lang w:val="en-AT"/>
-        </w:rPr>
-        <w:t xml:space="preserve"> -&gt; NOT in online UOL library, also focuses on the US and their infrastructure and public services are completely different from Europe and in particular Austria.</w:t>
-      </w:r>
-    </w:p>
-    <w:p>
-      <w:pPr>
-        <w:rPr>
-          <w:lang w:val="en-AT"/>
-        </w:rPr>
-      </w:pPr>
-      <w:r>
-        <w:rPr>
-          <w:lang w:val="en-AT"/>
-        </w:rPr>
-        <w:t>Papers: Research on gamification in mobile applications and disaster management tools</w:t>
+        <w:t>What would the final product or final outcome look like?</w:t>
+      </w:r>
+    </w:p>
+    <w:p>
+      <w:pPr>
+        <w:rPr>
+          <w:lang w:val="en-AT"/>
+        </w:rPr>
+      </w:pPr>
+      <w:r>
+        <w:rPr>
+          <w:lang w:val="en-AT"/>
+        </w:rPr>
+        <w:t>The final product will be a functional mobile app with:</w:t>
       </w:r>
     </w:p>
     <w:p>
@@ -244,7 +225,7 @@
         <w:rPr>
           <w:lang w:val="en-AT"/>
         </w:rPr>
-        <w:t>Kankanamge, N., Yigitcanlar, T., Goonetilleke, A. and Kamruzzaman, M., 2020. How</w:t>
+        <w:t>Disaster preparedness gamification (e.g., checklists, tasks, badges, rewards and</w:t>
       </w:r>
       <w:r>
         <w:rPr>
@@ -256,31 +237,7 @@
         <w:rPr>
           <w:lang w:val="en-AT"/>
         </w:rPr>
-        <w:t>can gamification be incorporated into disaster emergency planning? A systematic</w:t>
-      </w:r>
-      <w:r>
-        <w:rPr>
-          <w:lang w:val="en-AT"/>
-        </w:rPr>
-        <w:t xml:space="preserve"> </w:t>
-      </w:r>
-      <w:r>
-        <w:rPr>
-          <w:lang w:val="en-AT"/>
-        </w:rPr>
-        <w:t>review of the literature. International Journal of Disaster Resilience in the Built</w:t>
-      </w:r>
-      <w:r>
-        <w:rPr>
-          <w:lang w:val="en-AT"/>
-        </w:rPr>
-        <w:t xml:space="preserve"> </w:t>
-      </w:r>
-      <w:r>
-        <w:rPr>
-          <w:lang w:val="en-AT"/>
-        </w:rPr>
-        <w:t>Environment, 11(4), pp.481-506.</w:t>
+        <w:t>quizzes).</w:t>
       </w:r>
     </w:p>
     <w:p>
@@ -298,94 +255,7 @@
         <w:rPr>
           <w:lang w:val="en-AT"/>
         </w:rPr>
-        <w:t>Matsuno, Y., Fukanuma, F. and Tsuruoka, S., 2021. Development of flood disaster</w:t>
-      </w:r>
-      <w:r>
-        <w:rPr>
-          <w:lang w:val="en-AT"/>
-        </w:rPr>
-        <w:t xml:space="preserve"> </w:t>
-      </w:r>
-      <w:r>
-        <w:rPr>
-          <w:lang w:val="en-AT"/>
-        </w:rPr>
-        <w:t>prevention simulation smartphone application using gamification. Dynamics of</w:t>
-      </w:r>
-      <w:r>
-        <w:rPr>
-          <w:lang w:val="en-AT"/>
-        </w:rPr>
-        <w:t xml:space="preserve"> </w:t>
-      </w:r>
-      <w:r>
-        <w:rPr>
-          <w:lang w:val="en-AT"/>
-        </w:rPr>
-        <w:t>Disasters: Impact, Risk, Resilience, and Solutions, pp.147-159.</w:t>
-      </w:r>
-    </w:p>
-    <w:p>
-      <w:pPr>
-        <w:rPr>
-          <w:lang w:val="en-AT"/>
-        </w:rPr>
-      </w:pPr>
-      <w:r>
-        <w:rPr>
-          <w:b/>
-          <w:bCs/>
-          <w:lang w:val="en-AT"/>
-        </w:rPr>
-        <w:t>Apps</w:t>
-      </w:r>
-      <w:r>
-        <w:rPr>
-          <w:lang w:val="en-AT"/>
-        </w:rPr>
-        <w:t>: Research popular disaster apps such as the UK Met Office Weather Alerts app,</w:t>
-      </w:r>
-      <w:r>
-        <w:rPr>
-          <w:lang w:val="en-AT"/>
-        </w:rPr>
-        <w:t xml:space="preserve"> </w:t>
-      </w:r>
-      <w:r>
-        <w:rPr>
-          <w:lang w:val="en-AT"/>
-        </w:rPr>
-        <w:t>and British Red Cross Emergency app.</w:t>
-      </w:r>
-    </w:p>
-    <w:p>
-      <w:pPr>
-        <w:rPr>
-          <w:b/>
-          <w:bCs/>
-          <w:lang w:val="en-AT"/>
-        </w:rPr>
-      </w:pPr>
-      <w:r>
-        <w:rPr>
-          <w:b/>
-          <w:bCs/>
-          <w:lang w:val="en-AT"/>
-        </w:rPr>
-        <w:t>What would the final product or final outcome look like?</w:t>
-      </w:r>
-    </w:p>
-    <w:p>
-      <w:pPr>
-        <w:rPr>
-          <w:lang w:val="en-AT"/>
-        </w:rPr>
-      </w:pPr>
-      <w:r>
-        <w:rPr>
-          <w:lang w:val="en-AT"/>
-        </w:rPr>
-        <w:t>The final product will be a functional mobile app with:</w:t>
+        <w:t>Location-based alerts and notifications for emergencies.</w:t>
       </w:r>
     </w:p>
     <w:p>
@@ -403,19 +273,37 @@
         <w:rPr>
           <w:lang w:val="en-AT"/>
         </w:rPr>
-        <w:t>Disaster preparedness gamification (e.g., checklists, tasks, badges, rewards and</w:t>
-      </w:r>
-      <w:r>
-        <w:rPr>
-          <w:lang w:val="en-AT"/>
-        </w:rPr>
-        <w:t xml:space="preserve"> </w:t>
-      </w:r>
-      <w:r>
-        <w:rPr>
-          <w:lang w:val="en-AT"/>
-        </w:rPr>
-        <w:t>quizzes).</w:t>
+        <w:t>A resource hub with local contact information and safety guidelines.</w:t>
+      </w:r>
+    </w:p>
+    <w:p>
+      <w:pPr>
+        <w:rPr>
+          <w:b/>
+          <w:bCs/>
+          <w:lang w:val="en-AT"/>
+        </w:rPr>
+      </w:pPr>
+      <w:r>
+        <w:rPr>
+          <w:b/>
+          <w:bCs/>
+          <w:lang w:val="en-AT"/>
+        </w:rPr>
+        <w:t>What would a prototype look like?</w:t>
+      </w:r>
+    </w:p>
+    <w:p>
+      <w:pPr>
+        <w:rPr>
+          <w:lang w:val="en-AT"/>
+        </w:rPr>
+      </w:pPr>
+      <w:r>
+        <w:rPr>
+          <w:lang w:val="en-AT"/>
+        </w:rPr>
+        <w:t>The prototype would demonstrate</w:t>
       </w:r>
     </w:p>
     <w:p>
@@ -433,7 +321,7 @@
         <w:rPr>
           <w:lang w:val="en-AT"/>
         </w:rPr>
-        <w:t>Location-based alerts and notifications for emergencies.</w:t>
+        <w:t>One gamified preparedness task (e.g. building a safety kit).</w:t>
       </w:r>
     </w:p>
     <w:p>
@@ -451,45 +339,7 @@
         <w:rPr>
           <w:lang w:val="en-AT"/>
         </w:rPr>
-        <w:t>A resource hub with local contact information and safety guidelines.</w:t>
-      </w:r>
-    </w:p>
-    <w:p>
-      <w:pPr>
-        <w:rPr>
-          <w:lang w:val="en-AT"/>
-        </w:rPr>
-      </w:pPr>
-    </w:p>
-    <w:p>
-      <w:pPr>
-        <w:rPr>
-          <w:b/>
-          <w:bCs/>
-          <w:lang w:val="en-AT"/>
-        </w:rPr>
-      </w:pPr>
-      <w:r>
-        <w:rPr>
-          <w:b/>
-          <w:bCs/>
-          <w:lang w:val="en-AT"/>
-        </w:rPr>
-        <w:lastRenderedPageBreak/>
-        <w:t>What would a prototype look like?</w:t>
-      </w:r>
-    </w:p>
-    <w:p>
-      <w:pPr>
-        <w:rPr>
-          <w:lang w:val="en-AT"/>
-        </w:rPr>
-      </w:pPr>
-      <w:r>
-        <w:rPr>
-          <w:lang w:val="en-AT"/>
-        </w:rPr>
-        <w:t>The prototype would demonstrate</w:t>
+        <w:t>Location-based notifications for a simulated emergency.</w:t>
       </w:r>
     </w:p>
     <w:p>
@@ -507,7 +357,20 @@
         <w:rPr>
           <w:lang w:val="en-AT"/>
         </w:rPr>
-        <w:t>One gamified preparedness task (e.g. building a safety kit).</w:t>
+        <w:t>A basic resource hub with static information.</w:t>
+      </w:r>
+    </w:p>
+    <w:p>
+      <w:pPr>
+        <w:rPr>
+          <w:lang w:val="en-AT"/>
+        </w:rPr>
+      </w:pPr>
+      <w:r>
+        <w:rPr>
+          <w:lang w:val="en-AT"/>
+        </w:rPr>
+        <w:t>What kinds of techniques/processes/CS fundamentals are relevant to this project?</w:t>
       </w:r>
     </w:p>
     <w:p>
@@ -525,7 +388,7 @@
         <w:rPr>
           <w:lang w:val="en-AT"/>
         </w:rPr>
-        <w:t>Location-based notifications for a simulated emergency.</w:t>
+        <w:t>Gamification design principles.</w:t>
       </w:r>
     </w:p>
     <w:p>
@@ -543,20 +406,20 @@
         <w:rPr>
           <w:lang w:val="en-AT"/>
         </w:rPr>
-        <w:t>A basic resource hub with static information.</w:t>
-      </w:r>
-    </w:p>
-    <w:p>
-      <w:pPr>
-        <w:rPr>
-          <w:lang w:val="en-AT"/>
-        </w:rPr>
-      </w:pPr>
-      <w:r>
-        <w:rPr>
-          <w:lang w:val="en-AT"/>
-        </w:rPr>
-        <w:t>What kinds of techniques/processes/CS fundamentals are relevant to this project?</w:t>
+        <w:t>Iterative testing and user feedback.</w:t>
+      </w:r>
+    </w:p>
+    <w:p>
+      <w:pPr>
+        <w:rPr>
+          <w:lang w:val="en-AT"/>
+        </w:rPr>
+      </w:pPr>
+      <w:r>
+        <w:rPr>
+          <w:lang w:val="en-AT"/>
+        </w:rPr>
+        <w:t>What would the output of these techniques/processes/CS fundamentals look like?</w:t>
       </w:r>
     </w:p>
     <w:p>
@@ -574,7 +437,7 @@
         <w:rPr>
           <w:lang w:val="en-AT"/>
         </w:rPr>
-        <w:t>Gamification design principles.</w:t>
+        <w:t>Functional app prototypes with core features.</w:t>
       </w:r>
     </w:p>
     <w:p>
@@ -592,20 +455,7 @@
         <w:rPr>
           <w:lang w:val="en-AT"/>
         </w:rPr>
-        <w:t>Iterative testing and user feedback.</w:t>
-      </w:r>
-    </w:p>
-    <w:p>
-      <w:pPr>
-        <w:rPr>
-          <w:lang w:val="en-AT"/>
-        </w:rPr>
-      </w:pPr>
-      <w:r>
-        <w:rPr>
-          <w:lang w:val="en-AT"/>
-        </w:rPr>
-        <w:t>What would the output of these techniques/processes/CS fundamentals look like?</w:t>
+        <w:t>Documentation of gamification logic and API integration.</w:t>
       </w:r>
     </w:p>
     <w:p>
@@ -623,42 +473,6 @@
         <w:rPr>
           <w:lang w:val="en-AT"/>
         </w:rPr>
-        <w:t>Functional app prototypes with core features.</w:t>
-      </w:r>
-    </w:p>
-    <w:p>
-      <w:pPr>
-        <w:pStyle w:val="ListParagraph"/>
-        <w:numPr>
-          <w:ilvl w:val="0"/>
-          <w:numId w:val="6"/>
-        </w:numPr>
-        <w:rPr>
-          <w:lang w:val="en-AT"/>
-        </w:rPr>
-      </w:pPr>
-      <w:r>
-        <w:rPr>
-          <w:lang w:val="en-AT"/>
-        </w:rPr>
-        <w:t>Documentation of gamification logic and API integration.</w:t>
-      </w:r>
-    </w:p>
-    <w:p>
-      <w:pPr>
-        <w:pStyle w:val="ListParagraph"/>
-        <w:numPr>
-          <w:ilvl w:val="0"/>
-          <w:numId w:val="6"/>
-        </w:numPr>
-        <w:rPr>
-          <w:lang w:val="en-AT"/>
-        </w:rPr>
-      </w:pPr>
-      <w:r>
-        <w:rPr>
-          <w:lang w:val="en-AT"/>
-        </w:rPr>
         <w:t>Usability testing results and iteration reports.</w:t>
       </w:r>
     </w:p>
@@ -707,6 +521,7 @@
           <w:bCs/>
           <w:lang w:val="en-AT"/>
         </w:rPr>
+        <w:lastRenderedPageBreak/>
         <w:t>Functionality</w:t>
       </w:r>
       <w:r>
@@ -756,92 +571,6 @@
           <w:lang w:val="en-AT"/>
         </w:rPr>
         <w:t xml:space="preserve"> Accuracy and usefulness of disaster preparedness content.</w:t>
-      </w:r>
-    </w:p>
-    <w:p>
-      <w:pPr>
-        <w:rPr>
-          <w:b/>
-          <w:bCs/>
-          <w:lang w:val="en-AT"/>
-        </w:rPr>
-      </w:pPr>
-      <w:r>
-        <w:rPr>
-          <w:b/>
-          <w:bCs/>
-          <w:lang w:val="en-AT"/>
-        </w:rPr>
-        <w:t>For this brief, what might a minimum pass (e.g. 3rd) student project look like?</w:t>
-      </w:r>
-    </w:p>
-    <w:p>
-      <w:pPr>
-        <w:rPr>
-          <w:lang w:val="en-AT"/>
-        </w:rPr>
-      </w:pPr>
-      <w:r>
-        <w:rPr>
-          <w:lang w:val="en-AT"/>
-        </w:rPr>
-        <w:t>A basic app with minimal features and limited interactivity.</w:t>
-      </w:r>
-    </w:p>
-    <w:p>
-      <w:pPr>
-        <w:rPr>
-          <w:lang w:val="en-AT"/>
-        </w:rPr>
-      </w:pPr>
-      <w:r>
-        <w:rPr>
-          <w:lang w:val="en-AT"/>
-        </w:rPr>
-        <w:t>Evidence of effort but no iterative design or user feedback.</w:t>
-      </w:r>
-    </w:p>
-    <w:p>
-      <w:pPr>
-        <w:rPr>
-          <w:b/>
-          <w:bCs/>
-          <w:lang w:val="en-AT"/>
-        </w:rPr>
-      </w:pPr>
-      <w:r>
-        <w:rPr>
-          <w:b/>
-          <w:bCs/>
-          <w:lang w:val="en-AT"/>
-        </w:rPr>
-        <w:t>For this brief, what might a good (e.g. 2:2 – 2:1) student project look like?</w:t>
-      </w:r>
-    </w:p>
-    <w:p>
-      <w:pPr>
-        <w:rPr>
-          <w:lang w:val="en-AT"/>
-        </w:rPr>
-      </w:pPr>
-      <w:r>
-        <w:rPr>
-          <w:lang w:val="en-AT"/>
-        </w:rPr>
-        <w:t>A fully functional app with multiple gamified tasks and basic real-time features.</w:t>
-      </w:r>
-    </w:p>
-    <w:p>
-      <w:pPr>
-        <w:rPr>
-          <w:lang w:val="en-AT"/>
-        </w:rPr>
-      </w:pPr>
-      <w:r>
-        <w:rPr>
-          <w:lang w:val="en-AT"/>
-        </w:rPr>
-        <w:t>Documentation of user testing and iteration based on feedback.</w:t>
       </w:r>
     </w:p>
     <w:p>
@@ -944,420 +673,6 @@
     </w:p>
     <w:p>
       <w:pPr>
-        <w:pStyle w:val="Heading1"/>
-      </w:pPr>
-      <w:r>
-        <w:lastRenderedPageBreak/>
-        <w:t>Research</w:t>
-      </w:r>
-    </w:p>
-    <w:p>
-      <w:pPr>
-        <w:rPr>
-          <w:lang w:val="en-AT"/>
-        </w:rPr>
-      </w:pPr>
-      <w:r>
-        <w:rPr>
-          <w:lang w:val="en-AT"/>
-        </w:rPr>
-        <w:t>Market Research</w:t>
-      </w:r>
-    </w:p>
-    <w:p>
-      <w:pPr>
-        <w:pStyle w:val="ListParagraph"/>
-        <w:numPr>
-          <w:ilvl w:val="0"/>
-          <w:numId w:val="1"/>
-        </w:numPr>
-        <w:rPr>
-          <w:lang w:val="en-AT"/>
-        </w:rPr>
-      </w:pPr>
-      <w:r>
-        <w:rPr>
-          <w:lang w:val="en-AT"/>
-        </w:rPr>
-        <w:t>Explain clearly how something works</w:t>
-      </w:r>
-    </w:p>
-    <w:p>
-      <w:pPr>
-        <w:pStyle w:val="ListParagraph"/>
-        <w:numPr>
-          <w:ilvl w:val="1"/>
-          <w:numId w:val="1"/>
-        </w:numPr>
-        <w:rPr>
-          <w:lang w:val="en-AT"/>
-        </w:rPr>
-      </w:pPr>
-      <w:r>
-        <w:rPr>
-          <w:lang w:val="en-AT"/>
-        </w:rPr>
-        <w:t>What data does it use</w:t>
-      </w:r>
-    </w:p>
-    <w:p>
-      <w:pPr>
-        <w:pStyle w:val="ListParagraph"/>
-        <w:numPr>
-          <w:ilvl w:val="1"/>
-          <w:numId w:val="1"/>
-        </w:numPr>
-        <w:rPr>
-          <w:lang w:val="en-AT"/>
-        </w:rPr>
-      </w:pPr>
-      <w:r>
-        <w:rPr>
-          <w:lang w:val="en-AT"/>
-        </w:rPr>
-        <w:t>What does it output</w:t>
-      </w:r>
-    </w:p>
-    <w:p>
-      <w:pPr>
-        <w:pStyle w:val="ListParagraph"/>
-        <w:numPr>
-          <w:ilvl w:val="1"/>
-          <w:numId w:val="1"/>
-        </w:numPr>
-        <w:rPr>
-          <w:lang w:val="en-AT"/>
-        </w:rPr>
-      </w:pPr>
-      <w:r>
-        <w:rPr>
-          <w:lang w:val="en-AT"/>
-        </w:rPr>
-        <w:t>How does it function</w:t>
-      </w:r>
-    </w:p>
-    <w:p>
-      <w:pPr>
-        <w:pStyle w:val="ListParagraph"/>
-        <w:numPr>
-          <w:ilvl w:val="0"/>
-          <w:numId w:val="1"/>
-        </w:numPr>
-        <w:rPr>
-          <w:lang w:val="en-AT"/>
-        </w:rPr>
-      </w:pPr>
-      <w:r>
-        <w:rPr>
-          <w:lang w:val="en-AT"/>
-        </w:rPr>
-        <w:t>Identify limitations</w:t>
-      </w:r>
-    </w:p>
-    <w:p>
-      <w:pPr>
-        <w:pStyle w:val="ListParagraph"/>
-        <w:numPr>
-          <w:ilvl w:val="0"/>
-          <w:numId w:val="1"/>
-        </w:numPr>
-        <w:rPr>
-          <w:lang w:val="en-AT"/>
-        </w:rPr>
-      </w:pPr>
-      <w:r>
-        <w:rPr>
-          <w:lang w:val="en-AT"/>
-        </w:rPr>
-        <w:t>THIS PROJECT</w:t>
-      </w:r>
-    </w:p>
-    <w:p>
-      <w:pPr>
-        <w:pStyle w:val="ListParagraph"/>
-        <w:numPr>
-          <w:ilvl w:val="1"/>
-          <w:numId w:val="1"/>
-        </w:numPr>
-        <w:rPr>
-          <w:lang w:val="en-AT"/>
-        </w:rPr>
-      </w:pPr>
-      <w:r>
-        <w:rPr>
-          <w:lang w:val="en-AT"/>
-        </w:rPr>
-        <w:t>What others are missing</w:t>
-      </w:r>
-    </w:p>
-    <w:p>
-      <w:pPr>
-        <w:pStyle w:val="ListParagraph"/>
-        <w:numPr>
-          <w:ilvl w:val="1"/>
-          <w:numId w:val="1"/>
-        </w:numPr>
-        <w:rPr>
-          <w:lang w:val="en-AT"/>
-        </w:rPr>
-      </w:pPr>
-      <w:r>
-        <w:rPr>
-          <w:lang w:val="en-AT"/>
-        </w:rPr>
-        <w:t>Something is flawed</w:t>
-      </w:r>
-    </w:p>
-    <w:p>
-      <w:pPr>
-        <w:pStyle w:val="ListParagraph"/>
-        <w:numPr>
-          <w:ilvl w:val="1"/>
-          <w:numId w:val="1"/>
-        </w:numPr>
-        <w:rPr>
-          <w:lang w:val="en-US"/>
-        </w:rPr>
-      </w:pPr>
-      <w:r>
-        <w:rPr>
-          <w:lang w:val="en-AT"/>
-        </w:rPr>
-        <w:t>Something can be improved</w:t>
-      </w:r>
-    </w:p>
-    <w:p>
-      <w:pPr>
-        <w:pStyle w:val="ListParagraph"/>
-        <w:numPr>
-          <w:ilvl w:val="1"/>
-          <w:numId w:val="1"/>
-        </w:numPr>
-        <w:rPr>
-          <w:lang w:val="en-US"/>
-        </w:rPr>
-      </w:pPr>
-      <w:r>
-        <w:rPr>
-          <w:lang w:val="en-AT"/>
-        </w:rPr>
-        <w:t>Strong projects combine ideas from different areas</w:t>
-      </w:r>
-    </w:p>
-    <w:p>
-      <w:pPr>
-        <w:spacing w:before="100" w:beforeAutospacing="1" w:after="100" w:afterAutospacing="1" w:line="240" w:lineRule="auto"/>
-        <w:rPr>
-          <w:rFonts w:ascii="Times New Roman" w:eastAsia="Times New Roman" w:hAnsi="Times New Roman" w:cs="Times New Roman"/>
-          <w:kern w:val="0"/>
-          <w:sz w:val="24"/>
-          <w:szCs w:val="24"/>
-          <w:lang w:val="en-AT"/>
-          <w14:ligatures w14:val="none"/>
-        </w:rPr>
-      </w:pPr>
-      <w:r>
-        <w:rPr>
-          <w:rFonts w:ascii="Times New Roman" w:eastAsia="Times New Roman" w:hAnsi="Times New Roman" w:cs="Times New Roman"/>
-          <w:kern w:val="0"/>
-          <w:sz w:val="24"/>
-          <w:szCs w:val="24"/>
-          <w:lang w:val="en-AT"/>
-          <w14:ligatures w14:val="none"/>
-        </w:rPr>
-        <w:t>Every piece of related work you include should answer this:</w:t>
-      </w:r>
-    </w:p>
-    <w:p>
-      <w:pPr>
-        <w:numPr>
-          <w:ilvl w:val="0"/>
-          <w:numId w:val="2"/>
-        </w:numPr>
-        <w:spacing w:before="100" w:beforeAutospacing="1" w:after="100" w:afterAutospacing="1" w:line="240" w:lineRule="auto"/>
-        <w:rPr>
-          <w:rFonts w:ascii="Times New Roman" w:eastAsia="Times New Roman" w:hAnsi="Times New Roman" w:cs="Times New Roman"/>
-          <w:kern w:val="0"/>
-          <w:sz w:val="24"/>
-          <w:szCs w:val="24"/>
-          <w:lang w:val="en-AT"/>
-          <w14:ligatures w14:val="none"/>
-        </w:rPr>
-      </w:pPr>
-      <w:r>
-        <w:rPr>
-          <w:rFonts w:ascii="Times New Roman" w:eastAsia="Times New Roman" w:hAnsi="Times New Roman" w:cs="Times New Roman"/>
-          <w:kern w:val="0"/>
-          <w:sz w:val="24"/>
-          <w:szCs w:val="24"/>
-          <w:lang w:val="en-AT"/>
-          <w14:ligatures w14:val="none"/>
-        </w:rPr>
-        <w:t xml:space="preserve">What does it do? </w:t>
-      </w:r>
-    </w:p>
-    <w:p>
-      <w:pPr>
-        <w:numPr>
-          <w:ilvl w:val="0"/>
-          <w:numId w:val="2"/>
-        </w:numPr>
-        <w:spacing w:before="100" w:beforeAutospacing="1" w:after="100" w:afterAutospacing="1" w:line="240" w:lineRule="auto"/>
-        <w:rPr>
-          <w:rFonts w:ascii="Times New Roman" w:eastAsia="Times New Roman" w:hAnsi="Times New Roman" w:cs="Times New Roman"/>
-          <w:kern w:val="0"/>
-          <w:sz w:val="24"/>
-          <w:szCs w:val="24"/>
-          <w:lang w:val="en-AT"/>
-          <w14:ligatures w14:val="none"/>
-        </w:rPr>
-      </w:pPr>
-      <w:r>
-        <w:rPr>
-          <w:rFonts w:ascii="Times New Roman" w:eastAsia="Times New Roman" w:hAnsi="Times New Roman" w:cs="Times New Roman"/>
-          <w:kern w:val="0"/>
-          <w:sz w:val="24"/>
-          <w:szCs w:val="24"/>
-          <w:lang w:val="en-AT"/>
-          <w14:ligatures w14:val="none"/>
-        </w:rPr>
-        <w:t xml:space="preserve">How does it work? </w:t>
-      </w:r>
-    </w:p>
-    <w:p>
-      <w:pPr>
-        <w:numPr>
-          <w:ilvl w:val="0"/>
-          <w:numId w:val="2"/>
-        </w:numPr>
-        <w:spacing w:before="100" w:beforeAutospacing="1" w:after="100" w:afterAutospacing="1" w:line="240" w:lineRule="auto"/>
-        <w:rPr>
-          <w:rFonts w:ascii="Times New Roman" w:eastAsia="Times New Roman" w:hAnsi="Times New Roman" w:cs="Times New Roman"/>
-          <w:kern w:val="0"/>
-          <w:sz w:val="24"/>
-          <w:szCs w:val="24"/>
-          <w:lang w:val="en-AT"/>
-          <w14:ligatures w14:val="none"/>
-        </w:rPr>
-      </w:pPr>
-      <w:r>
-        <w:rPr>
-          <w:rFonts w:ascii="Times New Roman" w:eastAsia="Times New Roman" w:hAnsi="Times New Roman" w:cs="Times New Roman"/>
-          <w:kern w:val="0"/>
-          <w:sz w:val="24"/>
-          <w:szCs w:val="24"/>
-          <w:lang w:val="en-AT"/>
-          <w14:ligatures w14:val="none"/>
-        </w:rPr>
-        <w:t xml:space="preserve">What are its strengths? </w:t>
-      </w:r>
-    </w:p>
-    <w:p>
-      <w:pPr>
-        <w:numPr>
-          <w:ilvl w:val="0"/>
-          <w:numId w:val="2"/>
-        </w:numPr>
-        <w:spacing w:before="100" w:beforeAutospacing="1" w:after="100" w:afterAutospacing="1" w:line="240" w:lineRule="auto"/>
-        <w:rPr>
-          <w:rFonts w:ascii="Times New Roman" w:eastAsia="Times New Roman" w:hAnsi="Times New Roman" w:cs="Times New Roman"/>
-          <w:kern w:val="0"/>
-          <w:sz w:val="24"/>
-          <w:szCs w:val="24"/>
-          <w:lang w:val="en-AT"/>
-          <w14:ligatures w14:val="none"/>
-        </w:rPr>
-      </w:pPr>
-      <w:r>
-        <w:rPr>
-          <w:rFonts w:ascii="Times New Roman" w:eastAsia="Times New Roman" w:hAnsi="Times New Roman" w:cs="Times New Roman"/>
-          <w:kern w:val="0"/>
-          <w:sz w:val="24"/>
-          <w:szCs w:val="24"/>
-          <w:lang w:val="en-AT"/>
-          <w14:ligatures w14:val="none"/>
-        </w:rPr>
-        <w:t xml:space="preserve">What are its weaknesses? </w:t>
-      </w:r>
-    </w:p>
-    <w:p>
-      <w:pPr>
-        <w:numPr>
-          <w:ilvl w:val="0"/>
-          <w:numId w:val="2"/>
-        </w:numPr>
-        <w:spacing w:before="100" w:beforeAutospacing="1" w:after="100" w:afterAutospacing="1" w:line="240" w:lineRule="auto"/>
-        <w:rPr>
-          <w:rFonts w:ascii="Times New Roman" w:eastAsia="Times New Roman" w:hAnsi="Times New Roman" w:cs="Times New Roman"/>
-          <w:kern w:val="0"/>
-          <w:sz w:val="24"/>
-          <w:szCs w:val="24"/>
-          <w:lang w:val="en-AT"/>
-          <w14:ligatures w14:val="none"/>
-        </w:rPr>
-      </w:pPr>
-      <w:r>
-        <w:rPr>
-          <w:rFonts w:ascii="Times New Roman" w:eastAsia="Times New Roman" w:hAnsi="Times New Roman" w:cs="Times New Roman"/>
-          <w:kern w:val="0"/>
-          <w:sz w:val="24"/>
-          <w:szCs w:val="24"/>
-          <w:lang w:val="en-AT"/>
-          <w14:ligatures w14:val="none"/>
-        </w:rPr>
-        <w:t xml:space="preserve">What is missing? </w:t>
-      </w:r>
-    </w:p>
-    <w:p>
-      <w:pPr>
-        <w:numPr>
-          <w:ilvl w:val="0"/>
-          <w:numId w:val="2"/>
-        </w:numPr>
-        <w:spacing w:before="100" w:beforeAutospacing="1" w:after="100" w:afterAutospacing="1" w:line="240" w:lineRule="auto"/>
-        <w:rPr>
-          <w:rFonts w:ascii="Times New Roman" w:eastAsia="Times New Roman" w:hAnsi="Times New Roman" w:cs="Times New Roman"/>
-          <w:kern w:val="0"/>
-          <w:sz w:val="24"/>
-          <w:szCs w:val="24"/>
-          <w:lang w:val="en-AT"/>
-          <w14:ligatures w14:val="none"/>
-        </w:rPr>
-      </w:pPr>
-      <w:r>
-        <w:rPr>
-          <w:rFonts w:ascii="Times New Roman" w:eastAsia="Times New Roman" w:hAnsi="Times New Roman" w:cs="Times New Roman"/>
-          <w:kern w:val="0"/>
-          <w:sz w:val="24"/>
-          <w:szCs w:val="24"/>
-          <w:lang w:val="en-AT"/>
-          <w14:ligatures w14:val="none"/>
-        </w:rPr>
-        <w:t>How does that justify my solution?</w:t>
-      </w:r>
-    </w:p>
-    <w:p>
-      <w:pPr>
-        <w:rPr>
-          <w:lang w:val="en-AT"/>
-        </w:rPr>
-      </w:pPr>
-      <w:r>
-        <w:rPr>
-          <w:lang w:val="en-AT"/>
-        </w:rPr>
-        <w:t>Include 2-4 related works – break them apart</w:t>
-      </w:r>
-    </w:p>
-    <w:p>
-      <w:pPr>
-        <w:rPr>
-          <w:lang w:val="en-US"/>
-        </w:rPr>
-      </w:pPr>
-    </w:p>
-    <w:p>
-      <w:pPr>
         <w:rPr>
           <w:lang w:val="en-AT"/>
         </w:rPr>
@@ -1602,7 +917,6 @@
         <w:rPr>
           <w:lang w:val="en-AT"/>
         </w:rPr>
-        <w:lastRenderedPageBreak/>
         <w:t xml:space="preserve">Sightings - </w:t>
       </w:r>
       <w:r>
@@ -1708,49 +1022,7 @@
             <w:rStyle w:val="Hyperlink"/>
             <w:lang w:val="en-AT"/>
           </w:rPr>
-          <w:t>https://openapi.hub.geosphere.at/w</w:t>
-        </w:r>
-        <w:r>
-          <w:rPr>
-            <w:rStyle w:val="Hyperlink"/>
-            <w:lang w:val="en-AT"/>
-          </w:rPr>
-          <w:t>a</w:t>
-        </w:r>
-        <w:r>
-          <w:rPr>
-            <w:rStyle w:val="Hyperlink"/>
-            <w:lang w:val="en-AT"/>
-          </w:rPr>
-          <w:t>rn</w:t>
-        </w:r>
-        <w:r>
-          <w:rPr>
-            <w:rStyle w:val="Hyperlink"/>
-            <w:lang w:val="en-AT"/>
-          </w:rPr>
-          <w:t>a</w:t>
-        </w:r>
-        <w:r>
-          <w:rPr>
-            <w:rStyle w:val="Hyperlink"/>
-            <w:lang w:val="en-AT"/>
-          </w:rPr>
-          <w:t>pi/</w:t>
-        </w:r>
-        <w:r>
-          <w:rPr>
-            <w:rStyle w:val="Hyperlink"/>
-            <w:lang w:val="en-AT"/>
-          </w:rPr>
-          <w:t>v</w:t>
-        </w:r>
-        <w:r>
-          <w:rPr>
-            <w:rStyle w:val="Hyperlink"/>
-            <w:lang w:val="en-AT"/>
-          </w:rPr>
-          <w:t>1/</w:t>
+          <w:t>https://openapi.hub.geosphere.at/warnapi/v1/</w:t>
         </w:r>
       </w:hyperlink>
     </w:p>
@@ -1790,21 +1062,7 @@
             <w:rStyle w:val="Hyperlink"/>
             <w:lang w:val="en-AT"/>
           </w:rPr>
-          <w:t>https://warnungen.</w:t>
-        </w:r>
-        <w:r>
-          <w:rPr>
-            <w:rStyle w:val="Hyperlink"/>
-            <w:lang w:val="en-AT"/>
-          </w:rPr>
-          <w:t>a</w:t>
-        </w:r>
-        <w:r>
-          <w:rPr>
-            <w:rStyle w:val="Hyperlink"/>
-            <w:lang w:val="en-AT"/>
-          </w:rPr>
-          <w:t>t-alert.at/en</w:t>
+          <w:t>https://warnungen.at-alert.at/en</w:t>
         </w:r>
       </w:hyperlink>
     </w:p>
@@ -2063,21 +1321,7 @@
             <w:rStyle w:val="Hyperlink"/>
             <w:lang w:val="en-US"/>
           </w:rPr>
-          <w:t>https://mb.strah</w:t>
-        </w:r>
-        <w:r>
-          <w:rPr>
-            <w:rStyle w:val="Hyperlink"/>
-            <w:lang w:val="en-US"/>
-          </w:rPr>
-          <w:t>l</w:t>
-        </w:r>
-        <w:r>
-          <w:rPr>
-            <w:rStyle w:val="Hyperlink"/>
-            <w:lang w:val="en-US"/>
-          </w:rPr>
-          <w:t>enschutz.gv.at/</w:t>
+          <w:t>https://mb.strahlenschutz.gv.at/</w:t>
         </w:r>
       </w:hyperlink>
       <w:r>
@@ -2145,21 +1389,7 @@
             <w:rStyle w:val="Hyperlink"/>
             <w:lang w:val="en-US"/>
           </w:rPr>
-          <w:t>https://open-meteo.com/en/d</w:t>
-        </w:r>
-        <w:r>
-          <w:rPr>
-            <w:rStyle w:val="Hyperlink"/>
-            <w:lang w:val="en-US"/>
-          </w:rPr>
-          <w:t>o</w:t>
-        </w:r>
-        <w:r>
-          <w:rPr>
-            <w:rStyle w:val="Hyperlink"/>
-            <w:lang w:val="en-US"/>
-          </w:rPr>
-          <w:t>cs/air-quality-api?bounding_box=-90,-180,90,180&amp;latitude=47.0667&amp;longitude=15.45&amp;hourly=pm10,pm2_5,carbon_monoxide,carbon_dioxide,nitrogen_dioxide,sulphur_dioxide,methane,ammonia,ozone</w:t>
+          <w:t>https://open-meteo.com/en/docs/air-quality-api?bounding_box=-90,-180,90,180&amp;latitude=47.0667&amp;longitude=15.45&amp;hourly=pm10,pm2_5,carbon_monoxide,carbon_dioxide,nitrogen_dioxide,sulphur_dioxide,methane,ammonia,ozone</w:t>
         </w:r>
       </w:hyperlink>
     </w:p>
@@ -4280,7 +3510,7 @@
   <wetp:taskpane dockstate="right" visibility="0" width="350" row="4">
     <wetp:webextensionref xmlns:r="http://schemas.openxmlformats.org/officeDocument/2006/relationships" r:id="rId1"/>
   </wetp:taskpane>
-  <wetp:taskpane dockstate="right" visibility="0" width="350" row="5">
+  <wetp:taskpane dockstate="right" visibility="0" width="350" row="1">
     <wetp:webextensionref xmlns:r="http://schemas.openxmlformats.org/officeDocument/2006/relationships" r:id="rId2"/>
   </wetp:taskpane>
   <wetp:taskpane dockstate="right" visibility="0" width="350" row="6">

--- a/TempResearch.docx
+++ b/TempResearch.docx
@@ -1399,6 +1399,153 @@
           <w:lang w:val="en-US"/>
         </w:rPr>
       </w:pPr>
+    </w:p>
+    <w:p>
+      <w:pPr>
+        <w:rPr>
+          <w:lang w:val="en-US"/>
+        </w:rPr>
+      </w:pPr>
+    </w:p>
+    <w:p>
+      <w:pPr>
+        <w:rPr>
+          <w:b/>
+          <w:bCs/>
+          <w:lang w:val="en-US"/>
+        </w:rPr>
+      </w:pPr>
+      <w:r>
+        <w:rPr>
+          <w:b/>
+          <w:bCs/>
+          <w:lang w:val="en-US"/>
+        </w:rPr>
+        <w:t>Learning center resources</w:t>
+      </w:r>
+    </w:p>
+    <w:p>
+      <w:pPr>
+        <w:pStyle w:val="ListParagraph"/>
+        <w:numPr>
+          <w:ilvl w:val="0"/>
+          <w:numId w:val="5"/>
+        </w:numPr>
+        <w:rPr>
+          <w:lang w:val="en-US"/>
+        </w:rPr>
+      </w:pPr>
+      <w:r>
+        <w:rPr>
+          <w:b/>
+          <w:bCs/>
+          <w:lang w:val="en-US"/>
+        </w:rPr>
+        <w:t>Preparedness kit red cross</w:t>
+      </w:r>
+    </w:p>
+    <w:p>
+      <w:pPr>
+        <w:pStyle w:val="ListParagraph"/>
+        <w:numPr>
+          <w:ilvl w:val="0"/>
+          <w:numId w:val="5"/>
+        </w:numPr>
+        <w:rPr>
+          <w:b/>
+          <w:bCs/>
+          <w:lang w:val="en-US"/>
+        </w:rPr>
+      </w:pPr>
+      <w:hyperlink r:id="rId14" w:history="1">
+        <w:r>
+          <w:rPr>
+            <w:rStyle w:val="Hyperlink"/>
+            <w:lang w:val="en-US"/>
+          </w:rPr>
+          <w:t>https://www.roteskreuz.at/katastrophenvorsorge?gad_source=1&amp;gad_campaignid=1810993325&amp;gbraid=0AAAAADv0o5Z0J0uzz-a9Zv5YPMjcvMKQi&amp;gclid=CjwKCAjwuO_QBhAWEiwAIkVhUzjdzeOwjE7VdC42s3wp7Y5nByp2mquK1BsDDzHw2fjK-TzZn-eXgBoC7kYQAvD_BwE</w:t>
+        </w:r>
+      </w:hyperlink>
+      <w:r>
+        <w:rPr>
+          <w:lang w:val="en-US"/>
+        </w:rPr>
+        <w:t xml:space="preserve"> </w:t>
+      </w:r>
+    </w:p>
+    <w:p>
+      <w:pPr>
+        <w:rPr>
+          <w:b/>
+          <w:bCs/>
+          <w:lang w:val="en-US"/>
+        </w:rPr>
+      </w:pPr>
+    </w:p>
+    <w:p>
+      <w:pPr>
+        <w:pStyle w:val="ListParagraph"/>
+        <w:numPr>
+          <w:ilvl w:val="0"/>
+          <w:numId w:val="5"/>
+        </w:numPr>
+        <w:rPr>
+          <w:b/>
+          <w:bCs/>
+          <w:lang w:val="en-US"/>
+        </w:rPr>
+      </w:pPr>
+      <w:r>
+        <w:rPr>
+          <w:b/>
+          <w:bCs/>
+          <w:lang w:val="en-US"/>
+        </w:rPr>
+        <w:t>Zivilschutzverband</w:t>
+      </w:r>
+    </w:p>
+    <w:p>
+      <w:pPr>
+        <w:pStyle w:val="ListParagraph"/>
+        <w:rPr>
+          <w:b/>
+          <w:bCs/>
+          <w:lang w:val="en-US"/>
+        </w:rPr>
+      </w:pPr>
+    </w:p>
+    <w:p>
+      <w:pPr>
+        <w:pStyle w:val="ListParagraph"/>
+        <w:numPr>
+          <w:ilvl w:val="0"/>
+          <w:numId w:val="5"/>
+        </w:numPr>
+        <w:rPr>
+          <w:lang w:val="en-US"/>
+        </w:rPr>
+      </w:pPr>
+      <w:r>
+        <w:rPr>
+          <w:lang w:val="en-US"/>
+        </w:rPr>
+        <w:t xml:space="preserve">Emergency kit </w:t>
+      </w:r>
+      <w:hyperlink r:id="rId15" w:history="1">
+        <w:r>
+          <w:rPr>
+            <w:rStyle w:val="Hyperlink"/>
+            <w:lang w:val="en-US"/>
+          </w:rPr>
+          <w:t>https://zivilschutz.at/en/thema/crisis-proof-household-2/</w:t>
+        </w:r>
+      </w:hyperlink>
+      <w:r>
+        <w:rPr>
+          <w:lang w:val="en-US"/>
+        </w:rPr>
+        <w:t xml:space="preserve"> </w:t>
+      </w:r>
     </w:p>
     <w:sectPr>
       <w:pgSz w:w="11906" w:h="16838"/>
